--- a/docs/BeSy_Backend_Dokumentation.docx
+++ b/docs/BeSy_Backend_Dokumentation.docx
@@ -2,55 +2,54 @@
 <file path=word/document.xml><?xml version="1.0" encoding="utf-8"?>
 <w:document xmlns:wpc="http://schemas.microsoft.com/office/word/2010/wordprocessingCanvas" xmlns:mo="http://schemas.microsoft.com/office/mac/office/2008/main" xmlns:mc="http://schemas.openxmlformats.org/markup-compatibility/2006" xmlns:mv="urn:schemas-microsoft-com:mac:vml" xmlns:o="urn:schemas-microsoft-com:office:office" xmlns:r="http://schemas.openxmlformats.org/officeDocument/2006/relationships" xmlns:m="http://schemas.openxmlformats.org/officeDocument/2006/math" xmlns:v="urn:schemas-microsoft-com:vml" xmlns:wp14="http://schemas.microsoft.com/office/word/2010/wordprocessingDrawing" xmlns:wp="http://schemas.openxmlformats.org/drawingml/2006/wordprocessingDrawing" xmlns:w10="urn:schemas-microsoft-com:office:word" xmlns:w="http://schemas.openxmlformats.org/wordprocessingml/2006/main" xmlns:w14="http://schemas.microsoft.com/office/word/2010/wordml" xmlns:wpg="http://schemas.microsoft.com/office/word/2010/wordprocessingGroup" xmlns:wpi="http://schemas.microsoft.com/office/word/2010/wordprocessingInk" xmlns:wne="http://schemas.microsoft.com/office/word/2006/wordml" xmlns:wps="http://schemas.microsoft.com/office/word/2010/wordprocessingShape" mc:Ignorable="w14 wp14">
   <w:body>
+    <w:p/>
+    <w:p/>
+    <w:p/>
     <w:p>
       <w:pPr>
-        <w:spacing w:before="800" w:after="120"/>
         <w:jc w:val="center"/>
       </w:pPr>
       <w:r>
         <w:rPr>
           <w:b/>
-          <w:sz w:val="56"/>
+          <w:sz w:val="48"/>
         </w:rPr>
         <w:t>BeSy – Backend</w:t>
       </w:r>
     </w:p>
     <w:p>
       <w:pPr>
-        <w:spacing w:before="0" w:after="80"/>
         <w:jc w:val="center"/>
       </w:pPr>
       <w:r>
         <w:rPr>
-          <w:i/>
-          <w:sz w:val="32"/>
+          <w:sz w:val="28"/>
         </w:rPr>
         <w:t>Bestellsystem der Fakultät Informationstechnik</w:t>
       </w:r>
     </w:p>
     <w:p>
       <w:pPr>
-        <w:spacing w:before="0" w:after="80"/>
         <w:jc w:val="center"/>
       </w:pPr>
       <w:r>
         <w:rPr>
-          <w:sz w:val="28"/>
+          <w:sz w:val="24"/>
         </w:rPr>
         <w:t>Hochschule Esslingen</w:t>
       </w:r>
     </w:p>
+    <w:p/>
     <w:p>
       <w:pPr>
-        <w:spacing w:before="400" w:after="1200"/>
         <w:jc w:val="center"/>
       </w:pPr>
       <w:r>
         <w:rPr>
           <w:i/>
-          <w:sz w:val="24"/>
+          <w:sz w:val="22"/>
         </w:rPr>
-        <w:t>Feature-Dokumentation  |  API v1.10.2</w:t>
+        <w:t>API v1.10.2  |  Stand: März 2026</w:t>
       </w:r>
     </w:p>
     <w:p>
@@ -61,131 +60,14 @@
     <w:p>
       <w:pPr>
         <w:pStyle w:val="Heading1"/>
-        <w:spacing w:before="240" w:after="80"/>
       </w:pPr>
       <w:r>
-        <w:t>Inhaltsverzeichnis</w:t>
+        <w:t>Kurzfassung</w:t>
       </w:r>
     </w:p>
     <w:p>
-      <w:pPr>
-        <w:spacing w:before="0" w:after="60"/>
-      </w:pPr>
       <w:r>
-        <w:rPr>
-          <w:sz w:val="22"/>
-        </w:rPr>
-        <w:t>1  Einleitung</w:t>
-      </w:r>
-    </w:p>
-    <w:p>
-      <w:pPr>
-        <w:spacing w:before="0" w:after="60"/>
-      </w:pPr>
-      <w:r>
-        <w:rPr>
-          <w:sz w:val="22"/>
-        </w:rPr>
-        <w:t>2  Repository &amp; Projektstruktur</w:t>
-      </w:r>
-    </w:p>
-    <w:p>
-      <w:pPr>
-        <w:spacing w:before="0" w:after="60"/>
-      </w:pPr>
-      <w:r>
-        <w:rPr>
-          <w:sz w:val="22"/>
-        </w:rPr>
-        <w:t>3  Keycloak – Authentifizierung &amp; Rollen</w:t>
-      </w:r>
-    </w:p>
-    <w:p>
-      <w:pPr>
-        <w:spacing w:before="0" w:after="60"/>
-      </w:pPr>
-      <w:r>
-        <w:rPr>
-          <w:sz w:val="22"/>
-        </w:rPr>
-        <w:t>4  Dekan-Rolle</w:t>
-      </w:r>
-    </w:p>
-    <w:p>
-      <w:pPr>
-        <w:spacing w:before="0" w:after="60"/>
-      </w:pPr>
-      <w:r>
-        <w:rPr>
-          <w:sz w:val="22"/>
-        </w:rPr>
-        <w:t>5  Datenmodell</w:t>
-      </w:r>
-    </w:p>
-    <w:p>
-      <w:pPr>
-        <w:spacing w:before="0" w:after="60"/>
-      </w:pPr>
-      <w:r>
-        <w:rPr>
-          <w:sz w:val="22"/>
-        </w:rPr>
-        <w:t>6  Swagger – API-Dokumentation</w:t>
-      </w:r>
-    </w:p>
-    <w:p>
-      <w:pPr>
-        <w:spacing w:before="0" w:after="60"/>
-      </w:pPr>
-      <w:r>
-        <w:rPr>
-          <w:sz w:val="22"/>
-        </w:rPr>
-        <w:t>7  CI/CD Pipeline</w:t>
-      </w:r>
-    </w:p>
-    <w:p>
-      <w:pPr>
-        <w:spacing w:before="0" w:after="60"/>
-      </w:pPr>
-      <w:r>
-        <w:rPr>
-          <w:sz w:val="22"/>
-        </w:rPr>
-        <w:t>8  INSY-Anbindung</w:t>
-      </w:r>
-    </w:p>
-    <w:p>
-      <w:pPr>
-        <w:spacing w:before="0" w:after="60"/>
-      </w:pPr>
-      <w:r>
-        <w:rPr>
-          <w:sz w:val="22"/>
-        </w:rPr>
-        <w:t>9  Paperless-Anbindung</w:t>
-      </w:r>
-    </w:p>
-    <w:p>
-      <w:pPr>
-        <w:spacing w:before="0" w:after="60"/>
-      </w:pPr>
-      <w:r>
-        <w:rPr>
-          <w:sz w:val="22"/>
-        </w:rPr>
-        <w:t>10  PDF-Export</w:t>
-      </w:r>
-    </w:p>
-    <w:p>
-      <w:pPr>
-        <w:spacing w:before="0" w:after="60"/>
-      </w:pPr>
-      <w:r>
-        <w:rPr>
-          <w:sz w:val="22"/>
-        </w:rPr>
-        <w:t>11  Ausblick</w:t>
+        <w:t>Das Bestellsystem (BeSy) der Fakultät Informatik und Informationstechnik der Hochschule Esslingen ist eine interne Webanwendung zur Verwaltung und Erstellung von Bestellungen. Das vorliegende Dokument beschreibt das neu entwickelte Backend, das auf Basis moderner Technologien – insbesondere Spring Boot 3, PostgreSQL und Keycloak – als vollständiger Ersatz für das veraltete, auf Yii 1.1 basierende System entwickelt wurde. Es werden Motivation, Problemstellung, Architektur, Datenmodell, Funktionsumfang sowie die Integration mit externen Systemen (Insy, Paperless-ngx) beschrieben. Der geforderte Funktionsumfang wurde vollständig erfüllt und in mehreren Bereichen deutlich übertroffen.</w:t>
       </w:r>
     </w:p>
     <w:p>
@@ -196,109 +78,254 @@
     <w:p>
       <w:pPr>
         <w:pStyle w:val="Heading1"/>
-        <w:spacing w:before="240" w:after="80"/>
       </w:pPr>
       <w:r>
+        <w:t>Inhaltsverzeichnis</w:t>
+      </w:r>
+    </w:p>
+    <w:p>
+      <w:r>
+        <w:rPr>
+          <w:sz w:val="22"/>
+        </w:rPr>
+        <w:t>Kurzfassung</w:t>
+      </w:r>
+    </w:p>
+    <w:p>
+      <w:r>
+        <w:rPr>
+          <w:sz w:val="22"/>
+        </w:rPr>
+        <w:t>Inhaltsverzeichnis</w:t>
+      </w:r>
+    </w:p>
+    <w:p>
+      <w:r>
+        <w:rPr>
+          <w:sz w:val="22"/>
+        </w:rPr>
+        <w:t>Abkürzungsverzeichnis</w:t>
+      </w:r>
+    </w:p>
+    <w:p>
+      <w:r>
+        <w:rPr>
+          <w:sz w:val="22"/>
+        </w:rPr>
+        <w:t>Abbildungsverzeichnis</w:t>
+      </w:r>
+    </w:p>
+    <w:p>
+      <w:r>
+        <w:rPr>
+          <w:sz w:val="22"/>
+        </w:rPr>
         <w:t>1  Einleitung</w:t>
       </w:r>
     </w:p>
     <w:p>
-      <w:pPr>
-        <w:spacing w:before="0" w:after="120" w:line="280" w:lineRule="exact"/>
-      </w:pPr>
       <w:r>
         <w:rPr>
-          <w:b w:val="0"/>
-          <w:i w:val="0"/>
+          <w:sz w:val="22"/>
         </w:rPr>
-        <w:t>BeSy (Bestellsystem) ist das zentrale Backend der Fakultät Informationstechnik an der Hochschule Esslingen. Es verwaltet den gesamten Lebenszyklus von Bestellungen – vom ersten Entwurf über Angebotseingabe und mehrstufige Freigaben bis hin zur abschließenden Archivierung. Neben der Kernfunktion der Bestellverwaltung deckt BeSy auch Lieferanten- und Personenverwaltung, Kostenstellen-Zuordnung sowie die Integration in bestehende Hochschulsysteme ab.</w:t>
+        <w:t xml:space="preserve">    1.1  Motivation der Arbeit</w:t>
+      </w:r>
+    </w:p>
+    <w:p>
+      <w:r>
+        <w:rPr>
+          <w:sz w:val="22"/>
+        </w:rPr>
+        <w:t xml:space="preserve">    1.2  Problemstellung</w:t>
+      </w:r>
+    </w:p>
+    <w:p>
+      <w:r>
+        <w:rPr>
+          <w:sz w:val="22"/>
+        </w:rPr>
+        <w:t xml:space="preserve">    1.3  Abgrenzung</w:t>
+      </w:r>
+    </w:p>
+    <w:p>
+      <w:r>
+        <w:rPr>
+          <w:sz w:val="22"/>
+        </w:rPr>
+        <w:t>2  Zielsetzung</w:t>
+      </w:r>
+    </w:p>
+    <w:p>
+      <w:r>
+        <w:rPr>
+          <w:sz w:val="22"/>
+        </w:rPr>
+        <w:t>3  Architektur</w:t>
+      </w:r>
+    </w:p>
+    <w:p>
+      <w:r>
+        <w:rPr>
+          <w:sz w:val="22"/>
+        </w:rPr>
+        <w:t>4  Datenmodell</w:t>
+      </w:r>
+    </w:p>
+    <w:p>
+      <w:r>
+        <w:rPr>
+          <w:sz w:val="22"/>
+        </w:rPr>
+        <w:t>5  Features</w:t>
+      </w:r>
+    </w:p>
+    <w:p>
+      <w:r>
+        <w:rPr>
+          <w:sz w:val="22"/>
+        </w:rPr>
+        <w:t xml:space="preserve">    5.1  Geforderter Funktionsumfang</w:t>
+      </w:r>
+    </w:p>
+    <w:p>
+      <w:r>
+        <w:rPr>
+          <w:sz w:val="22"/>
+        </w:rPr>
+        <w:t xml:space="preserve">    5.2  Bestellverwaltung</w:t>
+      </w:r>
+    </w:p>
+    <w:p>
+      <w:r>
+        <w:rPr>
+          <w:sz w:val="22"/>
+        </w:rPr>
+        <w:t xml:space="preserve">    5.3  Bestellstatus und Zustandsübergänge</w:t>
+      </w:r>
+    </w:p>
+    <w:p>
+      <w:r>
+        <w:rPr>
+          <w:sz w:val="22"/>
+        </w:rPr>
+        <w:t xml:space="preserve">    5.4  Personen- und Adressverwaltung</w:t>
+      </w:r>
+    </w:p>
+    <w:p>
+      <w:r>
+        <w:rPr>
+          <w:sz w:val="22"/>
+        </w:rPr>
+        <w:t xml:space="preserve">    5.5  Lieferantenverwaltung</w:t>
+      </w:r>
+    </w:p>
+    <w:p>
+      <w:r>
+        <w:rPr>
+          <w:sz w:val="22"/>
+        </w:rPr>
+        <w:t xml:space="preserve">    5.6  Kostenstellen</w:t>
+      </w:r>
+    </w:p>
+    <w:p>
+      <w:r>
+        <w:rPr>
+          <w:sz w:val="22"/>
+        </w:rPr>
+        <w:t xml:space="preserve">    5.7  Angebote und Rechnungen</w:t>
+      </w:r>
+    </w:p>
+    <w:p>
+      <w:r>
+        <w:rPr>
+          <w:sz w:val="22"/>
+        </w:rPr>
+        <w:t xml:space="preserve">    5.8  PDF-Generierung</w:t>
+      </w:r>
+    </w:p>
+    <w:p>
+      <w:r>
+        <w:rPr>
+          <w:sz w:val="22"/>
+        </w:rPr>
+        <w:t xml:space="preserve">    5.9  Insy-Integration</w:t>
+      </w:r>
+    </w:p>
+    <w:p>
+      <w:r>
+        <w:rPr>
+          <w:sz w:val="22"/>
+        </w:rPr>
+        <w:t xml:space="preserve">    5.10  Paperless-ngx-Integration</w:t>
+      </w:r>
+    </w:p>
+    <w:p>
+      <w:r>
+        <w:rPr>
+          <w:sz w:val="22"/>
+        </w:rPr>
+        <w:t xml:space="preserve">    5.11  Authentifizierung und Autorisierung</w:t>
+      </w:r>
+    </w:p>
+    <w:p>
+      <w:r>
+        <w:rPr>
+          <w:sz w:val="22"/>
+        </w:rPr>
+        <w:t xml:space="preserve">    5.12  REST-API und Swagger-Dokumentation</w:t>
+      </w:r>
+    </w:p>
+    <w:p>
+      <w:r>
+        <w:rPr>
+          <w:sz w:val="22"/>
+        </w:rPr>
+        <w:t xml:space="preserve">    5.13  Repository &amp; Projektstruktur</w:t>
+      </w:r>
+    </w:p>
+    <w:p>
+      <w:r>
+        <w:rPr>
+          <w:sz w:val="22"/>
+        </w:rPr>
+        <w:t xml:space="preserve">    5.14  CI/CD Pipeline</w:t>
+      </w:r>
+    </w:p>
+    <w:p>
+      <w:r>
+        <w:rPr>
+          <w:sz w:val="22"/>
+        </w:rPr>
+        <w:t>6  Zusammenfassung</w:t>
+      </w:r>
+    </w:p>
+    <w:p>
+      <w:r>
+        <w:rPr>
+          <w:sz w:val="22"/>
+        </w:rPr>
+        <w:t xml:space="preserve">    6.1  Fazit</w:t>
+      </w:r>
+    </w:p>
+    <w:p>
+      <w:r>
+        <w:rPr>
+          <w:sz w:val="22"/>
+        </w:rPr>
+        <w:t xml:space="preserve">    6.2  Ausblick</w:t>
+      </w:r>
+    </w:p>
+    <w:p>
+      <w:r>
+        <w:br w:type="page"/>
       </w:r>
     </w:p>
     <w:p>
       <w:pPr>
-        <w:spacing w:before="0" w:after="120" w:line="280" w:lineRule="exact"/>
+        <w:pStyle w:val="Heading1"/>
       </w:pPr>
       <w:r>
-        <w:rPr>
-          <w:b w:val="0"/>
-          <w:i w:val="0"/>
-        </w:rPr>
-        <w:t>Dieses Dokument beschreibt die zentralen Funktionsbereiche (Features) des Backends auf einer konzeptionellen Ebene. Es richtet sich an Stakeholder, Entwickler, die neu ins Projekt einsteigen, sowie an alle, die einen Überblick über die Systemarchitektur gewinnen möchten, ohne sich in technische Details zu verlieren.</w:t>
-      </w:r>
-    </w:p>
-    <w:p>
-      <w:pPr>
-        <w:pStyle w:val="Heading2"/>
-        <w:spacing w:before="160" w:after="80"/>
-      </w:pPr>
-      <w:r>
-        <w:t>Ausgangslage und Ziele</w:t>
-      </w:r>
-    </w:p>
-    <w:p>
-      <w:pPr>
-        <w:spacing w:before="0" w:after="120" w:line="280" w:lineRule="exact"/>
-      </w:pPr>
-      <w:r>
-        <w:rPr>
-          <w:b w:val="0"/>
-          <w:i w:val="0"/>
-        </w:rPr>
-        <w:t>Vor der Einführung von BeSy wurden Bestellvorgänge an der Fakultät über ein älteres System oder manuelle Prozesse abgewickelt. Dies führte zu fehleranfälligen Abläufen, fehlender Transparenz und hohem administrativem Aufwand. BeSy löst diese Probleme durch:</w:t>
-      </w:r>
-    </w:p>
-    <w:p>
-      <w:pPr>
-        <w:pStyle w:val="ListBullet"/>
-        <w:spacing w:before="0" w:after="60" w:line="260" w:lineRule="exact"/>
-      </w:pPr>
-      <w:r>
-        <w:t>einen klar definierten, statusgesteuerten Bestell-Workflow</w:t>
-      </w:r>
-    </w:p>
-    <w:p>
-      <w:pPr>
-        <w:pStyle w:val="ListBullet"/>
-        <w:spacing w:before="0" w:after="60" w:line="260" w:lineRule="exact"/>
-      </w:pPr>
-      <w:r>
-        <w:t>rollenbasierte Zugriffssteuerung (Besteller, Dekan)</w:t>
-      </w:r>
-    </w:p>
-    <w:p>
-      <w:pPr>
-        <w:pStyle w:val="ListBullet"/>
-        <w:spacing w:before="0" w:after="60" w:line="260" w:lineRule="exact"/>
-      </w:pPr>
-      <w:r>
-        <w:t>automatisierte Integration mit dem hochschulweiten Bestellsystem INSY</w:t>
-      </w:r>
-    </w:p>
-    <w:p>
-      <w:pPr>
-        <w:pStyle w:val="ListBullet"/>
-        <w:spacing w:before="0" w:after="60" w:line="260" w:lineRule="exact"/>
-      </w:pPr>
-      <w:r>
-        <w:t>digitale Rechnungsablage über Paperless-ngx</w:t>
-      </w:r>
-    </w:p>
-    <w:p>
-      <w:pPr>
-        <w:pStyle w:val="ListBullet"/>
-        <w:spacing w:before="0" w:after="60" w:line="260" w:lineRule="exact"/>
-      </w:pPr>
-      <w:r>
-        <w:t>automatische PDF-Generierung für Bestellformulare</w:t>
-      </w:r>
-    </w:p>
-    <w:p>
-      <w:pPr>
-        <w:pStyle w:val="Heading2"/>
-        <w:spacing w:before="160" w:after="80"/>
-      </w:pPr>
-      <w:r>
-        <w:t>Technologie-Überblick</w:t>
+        <w:t>Abkürzungsverzeichnis</w:t>
       </w:r>
     </w:p>
     <w:tbl>
@@ -308,13 +335,815 @@
         <w:tblLook w:firstColumn="1" w:firstRow="1" w:lastColumn="0" w:lastRow="0" w:noHBand="0" w:noVBand="1" w:val="04A0"/>
       </w:tblPr>
       <w:tblGrid>
-        <w:gridCol w:w="4561"/>
-        <w:gridCol w:w="4561"/>
+        <w:gridCol w:w="4320"/>
+        <w:gridCol w:w="4320"/>
       </w:tblGrid>
       <w:tr>
         <w:tc>
           <w:tcPr>
-            <w:tcW w:type="dxa" w:w="4561"/>
+            <w:tcW w:type="dxa" w:w="4320"/>
+          </w:tcPr>
+          <w:p>
+            <w:r>
+              <w:rPr>
+                <w:b/>
+              </w:rPr>
+              <w:t>Abkürzung</w:t>
+            </w:r>
+          </w:p>
+        </w:tc>
+        <w:tc>
+          <w:tcPr>
+            <w:tcW w:type="dxa" w:w="4320"/>
+          </w:tcPr>
+          <w:p>
+            <w:r>
+              <w:rPr>
+                <w:b/>
+              </w:rPr>
+              <w:t>Bedeutung</w:t>
+            </w:r>
+          </w:p>
+        </w:tc>
+      </w:tr>
+      <w:tr>
+        <w:tc>
+          <w:tcPr>
+            <w:tcW w:type="dxa" w:w="4320"/>
+          </w:tcPr>
+          <w:p>
+            <w:r>
+              <w:t>API</w:t>
+            </w:r>
+          </w:p>
+        </w:tc>
+        <w:tc>
+          <w:tcPr>
+            <w:tcW w:type="dxa" w:w="4320"/>
+          </w:tcPr>
+          <w:p>
+            <w:r>
+              <w:t>Application Programming Interface</w:t>
+            </w:r>
+          </w:p>
+        </w:tc>
+      </w:tr>
+      <w:tr>
+        <w:tc>
+          <w:tcPr>
+            <w:tcW w:type="dxa" w:w="4320"/>
+          </w:tcPr>
+          <w:p>
+            <w:r>
+              <w:t>BeSy</w:t>
+            </w:r>
+          </w:p>
+        </w:tc>
+        <w:tc>
+          <w:tcPr>
+            <w:tcW w:type="dxa" w:w="4320"/>
+          </w:tcPr>
+          <w:p>
+            <w:r>
+              <w:t>Bestellsystem</w:t>
+            </w:r>
+          </w:p>
+        </w:tc>
+      </w:tr>
+      <w:tr>
+        <w:tc>
+          <w:tcPr>
+            <w:tcW w:type="dxa" w:w="4320"/>
+          </w:tcPr>
+          <w:p>
+            <w:r>
+              <w:t>CI/CD</w:t>
+            </w:r>
+          </w:p>
+        </w:tc>
+        <w:tc>
+          <w:tcPr>
+            <w:tcW w:type="dxa" w:w="4320"/>
+          </w:tcPr>
+          <w:p>
+            <w:r>
+              <w:t>Continuous Integration / Continuous Delivery</w:t>
+            </w:r>
+          </w:p>
+        </w:tc>
+      </w:tr>
+      <w:tr>
+        <w:tc>
+          <w:tcPr>
+            <w:tcW w:type="dxa" w:w="4320"/>
+          </w:tcPr>
+          <w:p>
+            <w:r>
+              <w:t>DFG</w:t>
+            </w:r>
+          </w:p>
+        </w:tc>
+        <w:tc>
+          <w:tcPr>
+            <w:tcW w:type="dxa" w:w="4320"/>
+          </w:tcPr>
+          <w:p>
+            <w:r>
+              <w:t>Deutsche Forschungsgemeinschaft</w:t>
+            </w:r>
+          </w:p>
+        </w:tc>
+      </w:tr>
+      <w:tr>
+        <w:tc>
+          <w:tcPr>
+            <w:tcW w:type="dxa" w:w="4320"/>
+          </w:tcPr>
+          <w:p>
+            <w:r>
+              <w:t>EDV</w:t>
+            </w:r>
+          </w:p>
+        </w:tc>
+        <w:tc>
+          <w:tcPr>
+            <w:tcW w:type="dxa" w:w="4320"/>
+          </w:tcPr>
+          <w:p>
+            <w:r>
+              <w:t>Elektronische Datenverarbeitung</w:t>
+            </w:r>
+          </w:p>
+        </w:tc>
+      </w:tr>
+      <w:tr>
+        <w:tc>
+          <w:tcPr>
+            <w:tcW w:type="dxa" w:w="4320"/>
+          </w:tcPr>
+          <w:p>
+            <w:r>
+              <w:t>HTTP</w:t>
+            </w:r>
+          </w:p>
+        </w:tc>
+        <w:tc>
+          <w:tcPr>
+            <w:tcW w:type="dxa" w:w="4320"/>
+          </w:tcPr>
+          <w:p>
+            <w:r>
+              <w:t>Hypertext Transfer Protocol</w:t>
+            </w:r>
+          </w:p>
+        </w:tc>
+      </w:tr>
+      <w:tr>
+        <w:tc>
+          <w:tcPr>
+            <w:tcW w:type="dxa" w:w="4320"/>
+          </w:tcPr>
+          <w:p>
+            <w:r>
+              <w:t>INSY</w:t>
+            </w:r>
+          </w:p>
+        </w:tc>
+        <w:tc>
+          <w:tcPr>
+            <w:tcW w:type="dxa" w:w="4320"/>
+          </w:tcPr>
+          <w:p>
+            <w:r>
+              <w:t>Internes Bestellsystem der Hochschule Esslingen</w:t>
+            </w:r>
+          </w:p>
+        </w:tc>
+      </w:tr>
+      <w:tr>
+        <w:tc>
+          <w:tcPr>
+            <w:tcW w:type="dxa" w:w="4320"/>
+          </w:tcPr>
+          <w:p>
+            <w:r>
+              <w:t>IT</w:t>
+            </w:r>
+          </w:p>
+        </w:tc>
+        <w:tc>
+          <w:tcPr>
+            <w:tcW w:type="dxa" w:w="4320"/>
+          </w:tcPr>
+          <w:p>
+            <w:r>
+              <w:t>Informationstechnik</w:t>
+            </w:r>
+          </w:p>
+        </w:tc>
+      </w:tr>
+      <w:tr>
+        <w:tc>
+          <w:tcPr>
+            <w:tcW w:type="dxa" w:w="4320"/>
+          </w:tcPr>
+          <w:p>
+            <w:r>
+              <w:t>JDBC</w:t>
+            </w:r>
+          </w:p>
+        </w:tc>
+        <w:tc>
+          <w:tcPr>
+            <w:tcW w:type="dxa" w:w="4320"/>
+          </w:tcPr>
+          <w:p>
+            <w:r>
+              <w:t>Java Database Connectivity</w:t>
+            </w:r>
+          </w:p>
+        </w:tc>
+      </w:tr>
+      <w:tr>
+        <w:tc>
+          <w:tcPr>
+            <w:tcW w:type="dxa" w:w="4320"/>
+          </w:tcPr>
+          <w:p>
+            <w:r>
+              <w:t>JWT</w:t>
+            </w:r>
+          </w:p>
+        </w:tc>
+        <w:tc>
+          <w:tcPr>
+            <w:tcW w:type="dxa" w:w="4320"/>
+          </w:tcPr>
+          <w:p>
+            <w:r>
+              <w:t>JSON Web Token</w:t>
+            </w:r>
+          </w:p>
+        </w:tc>
+      </w:tr>
+      <w:tr>
+        <w:tc>
+          <w:tcPr>
+            <w:tcW w:type="dxa" w:w="4320"/>
+          </w:tcPr>
+          <w:p>
+            <w:r>
+              <w:t>OAS</w:t>
+            </w:r>
+          </w:p>
+        </w:tc>
+        <w:tc>
+          <w:tcPr>
+            <w:tcW w:type="dxa" w:w="4320"/>
+          </w:tcPr>
+          <w:p>
+            <w:r>
+              <w:t>OpenAPI Specification</w:t>
+            </w:r>
+          </w:p>
+        </w:tc>
+      </w:tr>
+      <w:tr>
+        <w:tc>
+          <w:tcPr>
+            <w:tcW w:type="dxa" w:w="4320"/>
+          </w:tcPr>
+          <w:p>
+            <w:r>
+              <w:t>OAuth2</w:t>
+            </w:r>
+          </w:p>
+        </w:tc>
+        <w:tc>
+          <w:tcPr>
+            <w:tcW w:type="dxa" w:w="4320"/>
+          </w:tcPr>
+          <w:p>
+            <w:r>
+              <w:t>Open Authorization 2.0</w:t>
+            </w:r>
+          </w:p>
+        </w:tc>
+      </w:tr>
+      <w:tr>
+        <w:tc>
+          <w:tcPr>
+            <w:tcW w:type="dxa" w:w="4320"/>
+          </w:tcPr>
+          <w:p>
+            <w:r>
+              <w:t>OCR</w:t>
+            </w:r>
+          </w:p>
+        </w:tc>
+        <w:tc>
+          <w:tcPr>
+            <w:tcW w:type="dxa" w:w="4320"/>
+          </w:tcPr>
+          <w:p>
+            <w:r>
+              <w:t>Optical Character Recognition</w:t>
+            </w:r>
+          </w:p>
+        </w:tc>
+      </w:tr>
+      <w:tr>
+        <w:tc>
+          <w:tcPr>
+            <w:tcW w:type="dxa" w:w="4320"/>
+          </w:tcPr>
+          <w:p>
+            <w:r>
+              <w:t>PDF</w:t>
+            </w:r>
+          </w:p>
+        </w:tc>
+        <w:tc>
+          <w:tcPr>
+            <w:tcW w:type="dxa" w:w="4320"/>
+          </w:tcPr>
+          <w:p>
+            <w:r>
+              <w:t>Portable Document Format</w:t>
+            </w:r>
+          </w:p>
+        </w:tc>
+      </w:tr>
+      <w:tr>
+        <w:tc>
+          <w:tcPr>
+            <w:tcW w:type="dxa" w:w="4320"/>
+          </w:tcPr>
+          <w:p>
+            <w:r>
+              <w:t>PHP</w:t>
+            </w:r>
+          </w:p>
+        </w:tc>
+        <w:tc>
+          <w:tcPr>
+            <w:tcW w:type="dxa" w:w="4320"/>
+          </w:tcPr>
+          <w:p>
+            <w:r>
+              <w:t>Hypertext Preprocessor</w:t>
+            </w:r>
+          </w:p>
+        </w:tc>
+      </w:tr>
+      <w:tr>
+        <w:tc>
+          <w:tcPr>
+            <w:tcW w:type="dxa" w:w="4320"/>
+          </w:tcPr>
+          <w:p>
+            <w:r>
+              <w:t>REST</w:t>
+            </w:r>
+          </w:p>
+        </w:tc>
+        <w:tc>
+          <w:tcPr>
+            <w:tcW w:type="dxa" w:w="4320"/>
+          </w:tcPr>
+          <w:p>
+            <w:r>
+              <w:t>Representational State Transfer</w:t>
+            </w:r>
+          </w:p>
+        </w:tc>
+      </w:tr>
+      <w:tr>
+        <w:tc>
+          <w:tcPr>
+            <w:tcW w:type="dxa" w:w="4320"/>
+          </w:tcPr>
+          <w:p>
+            <w:r>
+              <w:t>SQL</w:t>
+            </w:r>
+          </w:p>
+        </w:tc>
+        <w:tc>
+          <w:tcPr>
+            <w:tcW w:type="dxa" w:w="4320"/>
+          </w:tcPr>
+          <w:p>
+            <w:r>
+              <w:t>Structured Query Language</w:t>
+            </w:r>
+          </w:p>
+        </w:tc>
+      </w:tr>
+      <w:tr>
+        <w:tc>
+          <w:tcPr>
+            <w:tcW w:type="dxa" w:w="4320"/>
+          </w:tcPr>
+          <w:p>
+            <w:r>
+              <w:t>URL</w:t>
+            </w:r>
+          </w:p>
+        </w:tc>
+        <w:tc>
+          <w:tcPr>
+            <w:tcW w:type="dxa" w:w="4320"/>
+          </w:tcPr>
+          <w:p>
+            <w:r>
+              <w:t>Uniform Resource Locator</w:t>
+            </w:r>
+          </w:p>
+        </w:tc>
+      </w:tr>
+      <w:tr>
+        <w:tc>
+          <w:tcPr>
+            <w:tcW w:type="dxa" w:w="4320"/>
+          </w:tcPr>
+          <w:p>
+            <w:r>
+              <w:t>UUID</w:t>
+            </w:r>
+          </w:p>
+        </w:tc>
+        <w:tc>
+          <w:tcPr>
+            <w:tcW w:type="dxa" w:w="4320"/>
+          </w:tcPr>
+          <w:p>
+            <w:r>
+              <w:t>Universally Unique Identifier</w:t>
+            </w:r>
+          </w:p>
+        </w:tc>
+      </w:tr>
+      <w:tr>
+        <w:tc>
+          <w:tcPr>
+            <w:tcW w:type="dxa" w:w="4320"/>
+          </w:tcPr>
+          <w:p>
+            <w:r>
+              <w:t>Yii</w:t>
+            </w:r>
+          </w:p>
+        </w:tc>
+        <w:tc>
+          <w:tcPr>
+            <w:tcW w:type="dxa" w:w="4320"/>
+          </w:tcPr>
+          <w:p>
+            <w:r>
+              <w:t>Yes it is! (PHP-Framework)</w:t>
+            </w:r>
+          </w:p>
+        </w:tc>
+      </w:tr>
+    </w:tbl>
+    <w:p>
+      <w:r>
+        <w:br w:type="page"/>
+      </w:r>
+    </w:p>
+    <w:p>
+      <w:pPr>
+        <w:pStyle w:val="Heading1"/>
+      </w:pPr>
+      <w:r>
+        <w:t>Abbildungsverzeichnis</w:t>
+      </w:r>
+    </w:p>
+    <w:tbl>
+      <w:tblPr>
+        <w:tblStyle w:val="TableGrid"/>
+        <w:tblW w:type="auto" w:w="0"/>
+        <w:tblLook w:firstColumn="1" w:firstRow="1" w:lastColumn="0" w:lastRow="0" w:noHBand="0" w:noVBand="1" w:val="04A0"/>
+      </w:tblPr>
+      <w:tblGrid>
+        <w:gridCol w:w="4320"/>
+        <w:gridCol w:w="4320"/>
+      </w:tblGrid>
+      <w:tr>
+        <w:tc>
+          <w:tcPr>
+            <w:tcW w:type="dxa" w:w="4320"/>
+          </w:tcPr>
+          <w:p>
+            <w:r>
+              <w:rPr>
+                <w:b/>
+              </w:rPr>
+              <w:t>Nr.</w:t>
+            </w:r>
+          </w:p>
+        </w:tc>
+        <w:tc>
+          <w:tcPr>
+            <w:tcW w:type="dxa" w:w="4320"/>
+          </w:tcPr>
+          <w:p>
+            <w:r>
+              <w:rPr>
+                <w:b/>
+              </w:rPr>
+              <w:t>Abbildung</w:t>
+            </w:r>
+          </w:p>
+        </w:tc>
+      </w:tr>
+      <w:tr>
+        <w:tc>
+          <w:tcPr>
+            <w:tcW w:type="dxa" w:w="4320"/>
+          </w:tcPr>
+          <w:p>
+            <w:r>
+              <w:t>Abb. 1</w:t>
+            </w:r>
+          </w:p>
+        </w:tc>
+        <w:tc>
+          <w:tcPr>
+            <w:tcW w:type="dxa" w:w="4320"/>
+          </w:tcPr>
+          <w:p>
+            <w:r>
+              <w:t>Zielsetzung des Studienprojekts</w:t>
+            </w:r>
+          </w:p>
+        </w:tc>
+      </w:tr>
+      <w:tr>
+        <w:tc>
+          <w:tcPr>
+            <w:tcW w:type="dxa" w:w="4320"/>
+          </w:tcPr>
+          <w:p>
+            <w:r>
+              <w:t>Abb. 2</w:t>
+            </w:r>
+          </w:p>
+        </w:tc>
+        <w:tc>
+          <w:tcPr>
+            <w:tcW w:type="dxa" w:w="4320"/>
+          </w:tcPr>
+          <w:p>
+            <w:r>
+              <w:t>Datenmodell des BeSy-Backends (ER-Diagramm)</w:t>
+            </w:r>
+          </w:p>
+        </w:tc>
+      </w:tr>
+      <w:tr>
+        <w:tc>
+          <w:tcPr>
+            <w:tcW w:type="dxa" w:w="4320"/>
+          </w:tcPr>
+          <w:p>
+            <w:r>
+              <w:t>Abb. 3</w:t>
+            </w:r>
+          </w:p>
+        </w:tc>
+        <w:tc>
+          <w:tcPr>
+            <w:tcW w:type="dxa" w:w="4320"/>
+          </w:tcPr>
+          <w:p>
+            <w:r>
+              <w:t>Zustandsmatrix einer Bestellung (Bestellstatus-Workflow)</w:t>
+            </w:r>
+          </w:p>
+        </w:tc>
+      </w:tr>
+      <w:tr>
+        <w:tc>
+          <w:tcPr>
+            <w:tcW w:type="dxa" w:w="4320"/>
+          </w:tcPr>
+          <w:p>
+            <w:r>
+              <w:t>Abb. 4</w:t>
+            </w:r>
+          </w:p>
+        </w:tc>
+        <w:tc>
+          <w:tcPr>
+            <w:tcW w:type="dxa" w:w="4320"/>
+          </w:tcPr>
+          <w:p>
+            <w:r>
+              <w:t>Ausschnitt der Swagger-API-Dokumentation</w:t>
+            </w:r>
+          </w:p>
+        </w:tc>
+      </w:tr>
+    </w:tbl>
+    <w:p>
+      <w:r>
+        <w:br w:type="page"/>
+      </w:r>
+    </w:p>
+    <w:p>
+      <w:pPr>
+        <w:pStyle w:val="Heading1"/>
+      </w:pPr>
+      <w:r>
+        <w:t>1  Einleitung</w:t>
+      </w:r>
+    </w:p>
+    <w:p>
+      <w:r>
+        <w:t>In der Einleitung wird auf die Beweggründe dieser Arbeit eingegangen und welche Problemstellung dabei besteht. Abschließend wird daraus der Rahmen der Arbeit eingegrenzt und das erwünschte Ziel definiert.</w:t>
+      </w:r>
+    </w:p>
+    <w:p>
+      <w:pPr>
+        <w:pStyle w:val="Heading2"/>
+      </w:pPr>
+      <w:r>
+        <w:t>1.1  Motivation der Arbeit</w:t>
+      </w:r>
+    </w:p>
+    <w:p>
+      <w:r>
+        <w:t>Die Fakultät Informatik und Informationstechnik (IT) der Hochschule Esslingen betreibt eine interne, eigene Bestellsoftware. Diese wird genutzt, um eine Übersicht aller Bestellungen zu haben, Bestellungen zu verwalten und um diese anzulegen. Gerade beim Erstellen von Bestellungen bietet die Software neben dem automatischen Abspeichern für Verwaltungs- und Dokumentationszwecke auch eine Zeitersparnis gegenüber dem manuellen Erstellen von Bestellungsformularen. Für die Zeitersparnis nutzt das Programm weitere Einträge, die öfters in Bestellungen vorkommen. Dafür gibt es Tabellen von Lieferanten, Personen der Hochschule, welche Bestellungen aufgeben, und Adressen zu den bestellenden Personen. Anhand der ausgewählten Einträge aus den weiteren Tabellen und weiteren manuellen Eingaben erstellt die Software einen Bestellungseintrag. Diese Bestellung kann anschließend mit einem Klick als automatisch ausgefülltes Bestellformular, im Portable Document Format (PDF), heruntergeladen werden. Die generierten Bestelldokumente können dann abschließend an weitere Stellen weitergereicht werden.</w:t>
+      </w:r>
+    </w:p>
+    <w:p>
+      <w:pPr>
+        <w:pStyle w:val="Heading2"/>
+      </w:pPr>
+      <w:r>
+        <w:t>1.2  Problemstellung</w:t>
+      </w:r>
+    </w:p>
+    <w:p>
+      <w:r>
+        <w:t>Die bisherige Bestellsoftware basiert auf dem „Yes it is! (Yii)" Framework. Yii ist wiederum ein Hypertext Preprocessor (PHP) Framework. Die Software der Hochschule nutzt dabei eine der 1.1 Versionen des Frameworks. Zwar werden Sicherheitslücken und PHP-Kompatibilitätsprobleme in der Version noch behoben, jedoch ist das Ende der Unterstützung auf den 31.12.2026 datiert und somit nicht mehr allzu fern. Der Herausgeber des Frameworks empfiehlt auch neue Projekte in Yii 2.0 umzusetzen, weist jedoch auch darauf hin, dass bestehende 1.1 Applikationen in den meisten Fällen auf 2.0 komplett neu geschrieben werden müssen.</w:t>
+      </w:r>
+    </w:p>
+    <w:p>
+      <w:r>
+        <w:t>Aufgrund dessen, dass der Support in baldiger Zukunft eingestellt werden könnte und es damit zu Sicherheitsproblematiken kommen kann, und eine Migration auf neuere Yii-Versionen einen kompletten Neuanfang der Programmierung bedeutet, entschloss sich die Fakultät, die Bestellsoftware auf Basis neuer und aktueller Technologien neu zu entwickeln.</w:t>
+      </w:r>
+    </w:p>
+    <w:p>
+      <w:pPr>
+        <w:pStyle w:val="Heading2"/>
+      </w:pPr>
+      <w:r>
+        <w:t>1.3  Abgrenzung</w:t>
+      </w:r>
+    </w:p>
+    <w:p>
+      <w:r>
+        <w:t>Das Projekt umfasst ausschließlich das Backend des neuen Bestellsystems. Die Entwicklung eines Frontends sowie die Pflege oder Weiterentwicklung des Altsystems sind nicht Bestandteil dieser Arbeit. Das Backend stellt eine REST-API bereit, über die ein beliebiges Frontend angebunden werden kann. Die Authentifizierung und Benutzerverwaltung werden an Keycloak delegiert und sind nicht Gegenstand der eigentlichen Implementierung. Die Datenmigration aus dem Altsystem ist als separates Migrationsskript umgesetzt und ebenfalls nicht Teil der Kernanwendung.</w:t>
+      </w:r>
+    </w:p>
+    <w:p>
+      <w:r>
+        <w:br w:type="page"/>
+      </w:r>
+    </w:p>
+    <w:p>
+      <w:pPr>
+        <w:pStyle w:val="Heading1"/>
+      </w:pPr>
+      <w:r>
+        <w:t>2  Zielsetzung</w:t>
+      </w:r>
+    </w:p>
+    <w:p>
+      <w:r>
+        <w:t>Die Zielsetzung des Projekts wurde gemeinsam mit der Fakultät definiert und dokumentiert. Abbildung 1 zeigt das offizielle Zielsetzungsdokument des Studienprojekts:</w:t>
+      </w:r>
+    </w:p>
+    <w:p>
+      <w:pPr>
+        <w:jc w:val="center"/>
+      </w:pPr>
+      <w:r>
+        <w:drawing>
+          <wp:inline xmlns:a="http://schemas.openxmlformats.org/drawingml/2006/main" xmlns:pic="http://schemas.openxmlformats.org/drawingml/2006/picture">
+            <wp:extent cx="5040000" cy="7126247"/>
+            <wp:docPr id="1" name="Picture 1"/>
+            <wp:cNvGraphicFramePr>
+              <a:graphicFrameLocks noChangeAspect="1"/>
+            </wp:cNvGraphicFramePr>
+            <a:graphic>
+              <a:graphicData uri="http://schemas.openxmlformats.org/drawingml/2006/picture">
+                <pic:pic>
+                  <pic:nvPicPr>
+                    <pic:cNvPr id="0" name="zielsetzung_page1.png"/>
+                    <pic:cNvPicPr/>
+                  </pic:nvPicPr>
+                  <pic:blipFill>
+                    <a:blip r:embed="rId9"/>
+                    <a:stretch>
+                      <a:fillRect/>
+                    </a:stretch>
+                  </pic:blipFill>
+                  <pic:spPr>
+                    <a:xfrm>
+                      <a:off x="0" y="0"/>
+                      <a:ext cx="5040000" cy="7126247"/>
+                    </a:xfrm>
+                    <a:prstGeom prst="rect"/>
+                  </pic:spPr>
+                </pic:pic>
+              </a:graphicData>
+            </a:graphic>
+          </wp:inline>
+        </w:drawing>
+      </w:r>
+    </w:p>
+    <w:p>
+      <w:pPr>
+        <w:jc w:val="center"/>
+      </w:pPr>
+      <w:r>
+        <w:rPr>
+          <w:i/>
+          <w:sz w:val="20"/>
+        </w:rPr>
+        <w:t>Abb. 1 – Zielsetzung des Studienprojekts</w:t>
+      </w:r>
+    </w:p>
+    <w:p>
+      <w:r>
+        <w:br w:type="page"/>
+      </w:r>
+    </w:p>
+    <w:p>
+      <w:pPr>
+        <w:pStyle w:val="Heading1"/>
+      </w:pPr>
+      <w:r>
+        <w:t>3  Architektur</w:t>
+      </w:r>
+    </w:p>
+    <w:p>
+      <w:r>
+        <w:t>Das BeSy-Backend ist als klassische Drei-Schichten-Architektur auf Basis von Spring Boot 3 realisiert:</w:t>
+      </w:r>
+    </w:p>
+    <w:p>
+      <w:pPr>
+        <w:pStyle w:val="ListBullet"/>
+      </w:pPr>
+      <w:r>
+        <w:t>Controller-Schicht: REST-Endpunkte (Spring MVC), Eingabevalidierung und HTTP-Antworten.</w:t>
+      </w:r>
+    </w:p>
+    <w:p>
+      <w:pPr>
+        <w:pStyle w:val="ListBullet"/>
+      </w:pPr>
+      <w:r>
+        <w:t>Service-Schicht: Geschäftslogik, Statusübergänge, Integrationen mit externen Systemen.</w:t>
+      </w:r>
+    </w:p>
+    <w:p>
+      <w:pPr>
+        <w:pStyle w:val="ListBullet"/>
+      </w:pPr>
+      <w:r>
+        <w:t>Persistenzschicht: JPA/Hibernate mit PostgreSQL als relationale Datenbank.</w:t>
+      </w:r>
+    </w:p>
+    <w:p>
+      <w:r>
+        <w:t>Die Absicherung der API erfolgt über OAuth2/JWT mittels Keycloak. Externe Integrationen bestehen zu Insy (Übermittlung genehmigter Bestellungen) und Paperless-ngx (automatische Archivierung von Bestelldokumenten). Die API wird über OpenAPI 3 / Swagger dokumentiert.</w:t>
+      </w:r>
+    </w:p>
+    <w:p>
+      <w:r>
+        <w:t>Technologie-Stack im Überblick:</w:t>
+      </w:r>
+    </w:p>
+    <w:tbl>
+      <w:tblPr>
+        <w:tblStyle w:val="TableGrid"/>
+        <w:tblW w:type="auto" w:w="0"/>
+        <w:tblLook w:firstColumn="1" w:firstRow="1" w:lastColumn="0" w:lastRow="0" w:noHBand="0" w:noVBand="1" w:val="04A0"/>
+      </w:tblPr>
+      <w:tblGrid>
+        <w:gridCol w:w="4320"/>
+        <w:gridCol w:w="4320"/>
+      </w:tblGrid>
+      <w:tr>
+        <w:tc>
+          <w:tcPr>
+            <w:tcW w:type="dxa" w:w="4320"/>
           </w:tcPr>
           <w:p>
             <w:r>
@@ -327,7 +1156,7 @@
         </w:tc>
         <w:tc>
           <w:tcPr>
-            <w:tcW w:type="dxa" w:w="4561"/>
+            <w:tcW w:type="dxa" w:w="4320"/>
           </w:tcPr>
           <w:p>
             <w:r>
@@ -342,7 +1171,7 @@
       <w:tr>
         <w:tc>
           <w:tcPr>
-            <w:tcW w:type="dxa" w:w="4561"/>
+            <w:tcW w:type="dxa" w:w="4320"/>
           </w:tcPr>
           <w:p>
             <w:r>
@@ -352,7 +1181,7 @@
         </w:tc>
         <w:tc>
           <w:tcPr>
-            <w:tcW w:type="dxa" w:w="4561"/>
+            <w:tcW w:type="dxa" w:w="4320"/>
           </w:tcPr>
           <w:p>
             <w:r>
@@ -364,7 +1193,7 @@
       <w:tr>
         <w:tc>
           <w:tcPr>
-            <w:tcW w:type="dxa" w:w="4561"/>
+            <w:tcW w:type="dxa" w:w="4320"/>
           </w:tcPr>
           <w:p>
             <w:r>
@@ -374,11 +1203,11 @@
         </w:tc>
         <w:tc>
           <w:tcPr>
-            <w:tcW w:type="dxa" w:w="4561"/>
+            <w:tcW w:type="dxa" w:w="4320"/>
           </w:tcPr>
           <w:p>
             <w:r>
-              <w:t>PostgreSQL (Schema migrated_data)</w:t>
+              <w:t>PostgreSQL (JPA/Hibernate)</w:t>
             </w:r>
           </w:p>
         </w:tc>
@@ -386,7 +1215,7 @@
       <w:tr>
         <w:tc>
           <w:tcPr>
-            <w:tcW w:type="dxa" w:w="4561"/>
+            <w:tcW w:type="dxa" w:w="4320"/>
           </w:tcPr>
           <w:p>
             <w:r>
@@ -396,11 +1225,11 @@
         </w:tc>
         <w:tc>
           <w:tcPr>
-            <w:tcW w:type="dxa" w:w="4561"/>
+            <w:tcW w:type="dxa" w:w="4320"/>
           </w:tcPr>
           <w:p>
             <w:r>
-              <w:t>Keycloak OAuth2 / JWT</w:t>
+              <w:t>Keycloak (OAuth2/JWT)</w:t>
             </w:r>
           </w:p>
         </w:tc>
@@ -408,7 +1237,7 @@
       <w:tr>
         <w:tc>
           <w:tcPr>
-            <w:tcW w:type="dxa" w:w="4561"/>
+            <w:tcW w:type="dxa" w:w="4320"/>
           </w:tcPr>
           <w:p>
             <w:r>
@@ -418,11 +1247,11 @@
         </w:tc>
         <w:tc>
           <w:tcPr>
-            <w:tcW w:type="dxa" w:w="4561"/>
+            <w:tcW w:type="dxa" w:w="4320"/>
           </w:tcPr>
           <w:p>
             <w:r>
-              <w:t>OpenAPI 3 / Springdoc (Swagger UI)</w:t>
+              <w:t>Springdoc OpenAPI 3 / Swagger UI</w:t>
             </w:r>
           </w:p>
         </w:tc>
@@ -430,21 +1259,21 @@
       <w:tr>
         <w:tc>
           <w:tcPr>
-            <w:tcW w:type="dxa" w:w="4561"/>
+            <w:tcW w:type="dxa" w:w="4320"/>
           </w:tcPr>
           <w:p>
             <w:r>
-              <w:t>PDF-Erzeugung</w:t>
+              <w:t>PDF-Generierung</w:t>
             </w:r>
           </w:p>
         </w:tc>
         <w:tc>
           <w:tcPr>
-            <w:tcW w:type="dxa" w:w="4561"/>
+            <w:tcW w:type="dxa" w:w="4320"/>
           </w:tcPr>
           <w:p>
             <w:r>
-              <w:t>Apache PDFBox 3</w:t>
+              <w:t>Apache PDFBox</w:t>
             </w:r>
           </w:p>
         </w:tc>
@@ -452,17 +1281,61 @@
       <w:tr>
         <w:tc>
           <w:tcPr>
-            <w:tcW w:type="dxa" w:w="4561"/>
+            <w:tcW w:type="dxa" w:w="4320"/>
           </w:tcPr>
           <w:p>
             <w:r>
-              <w:t>Dokumentenablage</w:t>
+              <w:t>Containerisierung</w:t>
             </w:r>
           </w:p>
         </w:tc>
         <w:tc>
           <w:tcPr>
-            <w:tcW w:type="dxa" w:w="4561"/>
+            <w:tcW w:type="dxa" w:w="4320"/>
+          </w:tcPr>
+          <w:p>
+            <w:r>
+              <w:t>Docker / Docker Compose</w:t>
+            </w:r>
+          </w:p>
+        </w:tc>
+      </w:tr>
+      <w:tr>
+        <w:tc>
+          <w:tcPr>
+            <w:tcW w:type="dxa" w:w="4320"/>
+          </w:tcPr>
+          <w:p>
+            <w:r>
+              <w:t>CI/CD</w:t>
+            </w:r>
+          </w:p>
+        </w:tc>
+        <w:tc>
+          <w:tcPr>
+            <w:tcW w:type="dxa" w:w="4320"/>
+          </w:tcPr>
+          <w:p>
+            <w:r>
+              <w:t>GitHub Actions</w:t>
+            </w:r>
+          </w:p>
+        </w:tc>
+      </w:tr>
+      <w:tr>
+        <w:tc>
+          <w:tcPr>
+            <w:tcW w:type="dxa" w:w="4320"/>
+          </w:tcPr>
+          <w:p>
+            <w:r>
+              <w:t>Dokumentenarchivierung</w:t>
+            </w:r>
+          </w:p>
+        </w:tc>
+        <w:tc>
+          <w:tcPr>
+            <w:tcW w:type="dxa" w:w="4320"/>
           </w:tcPr>
           <w:p>
             <w:r>
@@ -474,7 +1347,7 @@
       <w:tr>
         <w:tc>
           <w:tcPr>
-            <w:tcW w:type="dxa" w:w="4561"/>
+            <w:tcW w:type="dxa" w:w="4320"/>
           </w:tcPr>
           <w:p>
             <w:r>
@@ -484,39 +1357,16 @@
         </w:tc>
         <w:tc>
           <w:tcPr>
-            <w:tcW w:type="dxa" w:w="4561"/>
+            <w:tcW w:type="dxa" w:w="4320"/>
           </w:tcPr>
           <w:p>
             <w:r>
-              <w:t>INSY (REST-API)</w:t>
-            </w:r>
-          </w:p>
-        </w:tc>
-      </w:tr>
-      <w:tr>
-        <w:tc>
-          <w:tcPr>
-            <w:tcW w:type="dxa" w:w="4561"/>
-          </w:tcPr>
-          <w:p>
-            <w:r>
-              <w:t>Build &amp; Deployment</w:t>
-            </w:r>
-          </w:p>
-        </w:tc>
-        <w:tc>
-          <w:tcPr>
-            <w:tcW w:type="dxa" w:w="4561"/>
-          </w:tcPr>
-          <w:p>
-            <w:r>
-              <w:t>Maven, Docker, GitHub Actions</w:t>
+              <w:t>INSY (Hochschule Esslingen)</w:t>
             </w:r>
           </w:p>
         </w:tc>
       </w:tr>
     </w:tbl>
-    <w:p/>
     <w:p>
       <w:r>
         <w:br w:type="page"/>
@@ -525,64 +1375,75 @@
     <w:p>
       <w:pPr>
         <w:pStyle w:val="Heading1"/>
-        <w:spacing w:before="240" w:after="80"/>
       </w:pPr>
       <w:r>
-        <w:t>2  Repository &amp; Projektstruktur</w:t>
+        <w:t>4  Datenmodell</w:t>
+      </w:r>
+    </w:p>
+    <w:p>
+      <w:r>
+        <w:t>Ein Bestellprozess umfasst viele miteinander verknüpfte Informationen: Wer bestellt (Person/User), was wird bestellt (Artikel/Items), bei wem (Lieferant), zu welchen Kosten (Kostenstelle, Währung, MwSt.) und in welchem Status sich die Bestellung befindet. Das Datenmodell von BeSy ist relational und wird über JPA/Hibernate auf eine PostgreSQL-Datenbank abgebildet. Alle Tabellen liegen im Schema migrated_data.</w:t>
+      </w:r>
+    </w:p>
+    <w:p>
+      <w:r>
+        <w:t>Das folgende Entity-Relationship-Diagramm (Abbildung 2) zeigt das vollständige Datenmodell des BeSy-Backends:</w:t>
       </w:r>
     </w:p>
     <w:p>
       <w:pPr>
-        <w:spacing w:before="0" w:after="120" w:line="280" w:lineRule="exact"/>
+        <w:jc w:val="center"/>
       </w:pPr>
       <w:r>
-        <w:rPr>
-          <w:b w:val="0"/>
-          <w:i w:val="0"/>
-        </w:rPr>
-        <w:t>Der gesamte Quellcode von BeSy wird in einem GitHub-Repository verwaltet. Damit sind Versionierung, Nachverfolgbarkeit von Änderungen und kollaboratives Arbeiten sichergestellt.</w:t>
+        <w:drawing>
+          <wp:inline xmlns:a="http://schemas.openxmlformats.org/drawingml/2006/main" xmlns:pic="http://schemas.openxmlformats.org/drawingml/2006/picture">
+            <wp:extent cx="5400000" cy="3689269"/>
+            <wp:docPr id="2" name="Picture 2"/>
+            <wp:cNvGraphicFramePr>
+              <a:graphicFrameLocks noChangeAspect="1"/>
+            </wp:cNvGraphicFramePr>
+            <a:graphic>
+              <a:graphicData uri="http://schemas.openxmlformats.org/drawingml/2006/picture">
+                <pic:pic>
+                  <pic:nvPicPr>
+                    <pic:cNvPr id="0" name="besy_datamodel(6).png"/>
+                    <pic:cNvPicPr/>
+                  </pic:nvPicPr>
+                  <pic:blipFill>
+                    <a:blip r:embed="rId10"/>
+                    <a:stretch>
+                      <a:fillRect/>
+                    </a:stretch>
+                  </pic:blipFill>
+                  <pic:spPr>
+                    <a:xfrm>
+                      <a:off x="0" y="0"/>
+                      <a:ext cx="5400000" cy="3689269"/>
+                    </a:xfrm>
+                    <a:prstGeom prst="rect"/>
+                  </pic:spPr>
+                </pic:pic>
+              </a:graphicData>
+            </a:graphic>
+          </wp:inline>
+        </w:drawing>
       </w:r>
     </w:p>
     <w:p>
       <w:pPr>
-        <w:pStyle w:val="Heading2"/>
-        <w:spacing w:before="160" w:after="80"/>
+        <w:jc w:val="center"/>
       </w:pPr>
       <w:r>
-        <w:t>Problem</w:t>
+        <w:rPr>
+          <w:i/>
+          <w:sz w:val="20"/>
+        </w:rPr>
+        <w:t>Abb. 2 – Datenmodell des BeSy-Backends (ER-Diagramm)</w:t>
       </w:r>
     </w:p>
     <w:p>
-      <w:pPr>
-        <w:spacing w:before="0" w:after="120" w:line="280" w:lineRule="exact"/>
-      </w:pPr>
       <w:r>
-        <w:rPr>
-          <w:b w:val="0"/>
-          <w:i w:val="0"/>
-        </w:rPr>
-        <w:t>Ohne eine strukturierte Codeverwaltung wäre es schwierig, Änderungen koordiniert einzupflegen, Fehler auf bestimmte Commits zurückzuverfolgen oder mehrere Entwickler gleichzeitig am Projekt arbeiten zu lassen.</w:t>
-      </w:r>
-    </w:p>
-    <w:p>
-      <w:pPr>
-        <w:pStyle w:val="Heading2"/>
-        <w:spacing w:before="160" w:after="80"/>
-      </w:pPr>
-      <w:r>
-        <w:t>Lösung</w:t>
-      </w:r>
-    </w:p>
-    <w:p>
-      <w:pPr>
-        <w:spacing w:before="0" w:after="120" w:line="280" w:lineRule="exact"/>
-      </w:pPr>
-      <w:r>
-        <w:rPr>
-          <w:b w:val="0"/>
-          <w:i w:val="0"/>
-        </w:rPr>
-        <w:t>Das Projekt folgt einem klaren Maven-Standard-Layout und ist klar in thematische Pakete aufgeteilt:</w:t>
+        <w:t>Die zentralen Entitäten im Überblick:</w:t>
       </w:r>
     </w:p>
     <w:tbl>
@@ -592,1094 +1453,13 @@
         <w:tblLook w:firstColumn="1" w:firstRow="1" w:lastColumn="0" w:lastRow="0" w:noHBand="0" w:noVBand="1" w:val="04A0"/>
       </w:tblPr>
       <w:tblGrid>
-        <w:gridCol w:w="4561"/>
-        <w:gridCol w:w="4561"/>
+        <w:gridCol w:w="4320"/>
+        <w:gridCol w:w="4320"/>
       </w:tblGrid>
       <w:tr>
         <w:tc>
           <w:tcPr>
-            <w:tcW w:type="dxa" w:w="4561"/>
-          </w:tcPr>
-          <w:p>
-            <w:r>
-              <w:rPr>
-                <w:b/>
-              </w:rPr>
-              <w:t>Verzeichnis / Paket</w:t>
-            </w:r>
-          </w:p>
-        </w:tc>
-        <w:tc>
-          <w:tcPr>
-            <w:tcW w:type="dxa" w:w="4561"/>
-          </w:tcPr>
-          <w:p>
-            <w:r>
-              <w:rPr>
-                <w:b/>
-              </w:rPr>
-              <w:t>Inhalt</w:t>
-            </w:r>
-          </w:p>
-        </w:tc>
-      </w:tr>
-      <w:tr>
-        <w:tc>
-          <w:tcPr>
-            <w:tcW w:type="dxa" w:w="4561"/>
-          </w:tcPr>
-          <w:p>
-            <w:r>
-              <w:t>controllers/</w:t>
-            </w:r>
-          </w:p>
-        </w:tc>
-        <w:tc>
-          <w:tcPr>
-            <w:tcW w:type="dxa" w:w="4561"/>
-          </w:tcPr>
-          <w:p>
-            <w:r>
-              <w:t>REST-Endpunkte (HTTP-Schicht)</w:t>
-            </w:r>
-          </w:p>
-        </w:tc>
-      </w:tr>
-      <w:tr>
-        <w:tc>
-          <w:tcPr>
-            <w:tcW w:type="dxa" w:w="4561"/>
-          </w:tcPr>
-          <w:p>
-            <w:r>
-              <w:t>services/</w:t>
-            </w:r>
-          </w:p>
-        </w:tc>
-        <w:tc>
-          <w:tcPr>
-            <w:tcW w:type="dxa" w:w="4561"/>
-          </w:tcPr>
-          <w:p>
-            <w:r>
-              <w:t>Fachliche Geschäftslogik</w:t>
-            </w:r>
-          </w:p>
-        </w:tc>
-      </w:tr>
-      <w:tr>
-        <w:tc>
-          <w:tcPr>
-            <w:tcW w:type="dxa" w:w="4561"/>
-          </w:tcPr>
-          <w:p>
-            <w:r>
-              <w:t>models/</w:t>
-            </w:r>
-          </w:p>
-        </w:tc>
-        <w:tc>
-          <w:tcPr>
-            <w:tcW w:type="dxa" w:w="4561"/>
-          </w:tcPr>
-          <w:p>
-            <w:r>
-              <w:t>JPA-Entitäten (Datenbankabbildung)</w:t>
-            </w:r>
-          </w:p>
-        </w:tc>
-      </w:tr>
-      <w:tr>
-        <w:tc>
-          <w:tcPr>
-            <w:tcW w:type="dxa" w:w="4561"/>
-          </w:tcPr>
-          <w:p>
-            <w:r>
-              <w:t>repositories/</w:t>
-            </w:r>
-          </w:p>
-        </w:tc>
-        <w:tc>
-          <w:tcPr>
-            <w:tcW w:type="dxa" w:w="4561"/>
-          </w:tcPr>
-          <w:p>
-            <w:r>
-              <w:t>Datenzugriffsschicht (Spring Data JPA)</w:t>
-            </w:r>
-          </w:p>
-        </w:tc>
-      </w:tr>
-      <w:tr>
-        <w:tc>
-          <w:tcPr>
-            <w:tcW w:type="dxa" w:w="4561"/>
-          </w:tcPr>
-          <w:p>
-            <w:r>
-              <w:t>dtos/</w:t>
-            </w:r>
-          </w:p>
-        </w:tc>
-        <w:tc>
-          <w:tcPr>
-            <w:tcW w:type="dxa" w:w="4561"/>
-          </w:tcPr>
-          <w:p>
-            <w:r>
-              <w:t>Datenübertragungsobjekte (Request / Response)</w:t>
-            </w:r>
-          </w:p>
-        </w:tc>
-      </w:tr>
-      <w:tr>
-        <w:tc>
-          <w:tcPr>
-            <w:tcW w:type="dxa" w:w="4561"/>
-          </w:tcPr>
-          <w:p>
-            <w:r>
-              <w:t>mappers/</w:t>
-            </w:r>
-          </w:p>
-        </w:tc>
-        <w:tc>
-          <w:tcPr>
-            <w:tcW w:type="dxa" w:w="4561"/>
-          </w:tcPr>
-          <w:p>
-            <w:r>
-              <w:t>Konvertierung zwischen Entitäten und DTOs (MapStruct)</w:t>
-            </w:r>
-          </w:p>
-        </w:tc>
-      </w:tr>
-      <w:tr>
-        <w:tc>
-          <w:tcPr>
-            <w:tcW w:type="dxa" w:w="4561"/>
-          </w:tcPr>
-          <w:p>
-            <w:r>
-              <w:t>security/</w:t>
-            </w:r>
-          </w:p>
-        </w:tc>
-        <w:tc>
-          <w:tcPr>
-            <w:tcW w:type="dxa" w:w="4561"/>
-          </w:tcPr>
-          <w:p>
-            <w:r>
-              <w:t>Keycloak- und OAuth2-Konfiguration</w:t>
-            </w:r>
-          </w:p>
-        </w:tc>
-      </w:tr>
-      <w:tr>
-        <w:tc>
-          <w:tcPr>
-            <w:tcW w:type="dxa" w:w="4561"/>
-          </w:tcPr>
-          <w:p>
-            <w:r>
-              <w:t>configurations/</w:t>
-            </w:r>
-          </w:p>
-        </w:tc>
-        <w:tc>
-          <w:tcPr>
-            <w:tcW w:type="dxa" w:w="4561"/>
-          </w:tcPr>
-          <w:p>
-            <w:r>
-              <w:t>Allgemeine Spring-Konfigurationen</w:t>
-            </w:r>
-          </w:p>
-        </w:tc>
-      </w:tr>
-      <w:tr>
-        <w:tc>
-          <w:tcPr>
-            <w:tcW w:type="dxa" w:w="4561"/>
-          </w:tcPr>
-          <w:p>
-            <w:r>
-              <w:t>enums/</w:t>
-            </w:r>
-          </w:p>
-        </w:tc>
-        <w:tc>
-          <w:tcPr>
-            <w:tcW w:type="dxa" w:w="4561"/>
-          </w:tcPr>
-          <w:p>
-            <w:r>
-              <w:t>Aufzählungstypen (z. B. Bestellstatus)</w:t>
-            </w:r>
-          </w:p>
-        </w:tc>
-      </w:tr>
-      <w:tr>
-        <w:tc>
-          <w:tcPr>
-            <w:tcW w:type="dxa" w:w="4561"/>
-          </w:tcPr>
-          <w:p>
-            <w:r>
-              <w:t>exceptions/</w:t>
-            </w:r>
-          </w:p>
-        </w:tc>
-        <w:tc>
-          <w:tcPr>
-            <w:tcW w:type="dxa" w:w="4561"/>
-          </w:tcPr>
-          <w:p>
-            <w:r>
-              <w:t>Eigene Ausnahmen für Fehlerfälle</w:t>
-            </w:r>
-          </w:p>
-        </w:tc>
-      </w:tr>
-      <w:tr>
-        <w:tc>
-          <w:tcPr>
-            <w:tcW w:type="dxa" w:w="4561"/>
-          </w:tcPr>
-          <w:p>
-            <w:r>
-              <w:t>docs/</w:t>
-            </w:r>
-          </w:p>
-        </w:tc>
-        <w:tc>
-          <w:tcPr>
-            <w:tcW w:type="dxa" w:w="4561"/>
-          </w:tcPr>
-          <w:p>
-            <w:r>
-              <w:t>Statische OpenAPI-Spezifikation (api-docs.yml)</w:t>
-            </w:r>
-          </w:p>
-        </w:tc>
-      </w:tr>
-      <w:tr>
-        <w:tc>
-          <w:tcPr>
-            <w:tcW w:type="dxa" w:w="4561"/>
-          </w:tcPr>
-          <w:p>
-            <w:r>
-              <w:t>paperless/</w:t>
-            </w:r>
-          </w:p>
-        </w:tc>
-        <w:tc>
-          <w:tcPr>
-            <w:tcW w:type="dxa" w:w="4561"/>
-          </w:tcPr>
-          <w:p>
-            <w:r>
-              <w:t>Docker-Compose-Konfiguration für Paperless-ngx</w:t>
-            </w:r>
-          </w:p>
-        </w:tc>
-      </w:tr>
-      <w:tr>
-        <w:tc>
-          <w:tcPr>
-            <w:tcW w:type="dxa" w:w="4561"/>
-          </w:tcPr>
-          <w:p>
-            <w:r>
-              <w:t>.github/workflows/</w:t>
-            </w:r>
-          </w:p>
-        </w:tc>
-        <w:tc>
-          <w:tcPr>
-            <w:tcW w:type="dxa" w:w="4561"/>
-          </w:tcPr>
-          <w:p>
-            <w:r>
-              <w:t>CI/CD-Pipelines (GitHub Actions)</w:t>
-            </w:r>
-          </w:p>
-        </w:tc>
-      </w:tr>
-    </w:tbl>
-    <w:p/>
-    <w:p>
-      <w:pPr>
-        <w:spacing w:before="0" w:after="120" w:line="280" w:lineRule="exact"/>
-      </w:pPr>
-      <w:r>
-        <w:rPr>
-          <w:b w:val="0"/>
-          <w:i w:val="0"/>
-        </w:rPr>
-        <w:t>Die Live-Instanz ist unter https://test.besy.hs-esslingen.com erreichbar, die zugehörige Swagger-UI unter https://swagger.test.besy.hs-esslingen.com.</w:t>
-      </w:r>
-    </w:p>
-    <w:p>
-      <w:r>
-        <w:br w:type="page"/>
-      </w:r>
-    </w:p>
-    <w:p>
-      <w:pPr>
-        <w:pStyle w:val="Heading1"/>
-        <w:spacing w:before="240" w:after="80"/>
-      </w:pPr>
-      <w:r>
-        <w:t>3  Keycloak – Authentifizierung &amp; Rollen</w:t>
-      </w:r>
-    </w:p>
-    <w:p>
-      <w:pPr>
-        <w:pStyle w:val="Heading2"/>
-        <w:spacing w:before="160" w:after="80"/>
-      </w:pPr>
-      <w:r>
-        <w:t>Problem</w:t>
-      </w:r>
-    </w:p>
-    <w:p>
-      <w:pPr>
-        <w:spacing w:before="0" w:after="120" w:line="280" w:lineRule="exact"/>
-      </w:pPr>
-      <w:r>
-        <w:rPr>
-          <w:b w:val="0"/>
-          <w:i w:val="0"/>
-        </w:rPr>
-        <w:t>Ein Backend, das sensible Bestelldaten verwaltet, muss sicherstellen, dass nur autorisierte Personen Daten lesen oder verändern können. Gleichzeitig soll die Benutzerverwaltung nicht im Bestellsystem selbst implementiert werden, um Redundanz zu vermeiden und Single Sign-On (SSO) über verschiedene Hochschulanwendungen hinweg zu ermöglichen.</w:t>
-      </w:r>
-    </w:p>
-    <w:p>
-      <w:pPr>
-        <w:pStyle w:val="Heading2"/>
-        <w:spacing w:before="160" w:after="80"/>
-      </w:pPr>
-      <w:r>
-        <w:t>Lösung</w:t>
-      </w:r>
-    </w:p>
-    <w:p>
-      <w:pPr>
-        <w:spacing w:before="0" w:after="120" w:line="280" w:lineRule="exact"/>
-      </w:pPr>
-      <w:r>
-        <w:rPr>
-          <w:b w:val="0"/>
-          <w:i w:val="0"/>
-        </w:rPr>
-        <w:t>BeSy verwendet Keycloak als zentralen Identity Provider. Keycloak ist eine bewährte Open-Source-Lösung für Authentifizierung und Autorisierung, die bereits im INSY-Verbund der Hochschule Esslingen betrieben wird.</w:t>
-      </w:r>
-    </w:p>
-    <w:p>
-      <w:pPr>
-        <w:spacing w:before="0" w:after="120" w:line="280" w:lineRule="exact"/>
-      </w:pPr>
-      <w:r>
-        <w:rPr>
-          <w:b w:val="0"/>
-          <w:i w:val="0"/>
-        </w:rPr>
-        <w:t>Beim Login erhält der Benutzer ein JWT (JSON Web Token) vom Keycloak-Server. Dieses Token enthält neben der Benutzeridentität auch die ihm zugewiesenen Rollen. Jede API-Anfrage an BeSy muss dieses Token im Authorization-Header mitführen. Das Backend validiert das Token und leitet daraus die Berechtigungen ab.</w:t>
-      </w:r>
-    </w:p>
-    <w:p>
-      <w:pPr>
-        <w:pStyle w:val="Heading2"/>
-        <w:spacing w:before="160" w:after="80"/>
-      </w:pPr>
-      <w:r>
-        <w:t>Keycloak-Konfiguration im Überblick</w:t>
-      </w:r>
-    </w:p>
-    <w:tbl>
-      <w:tblPr>
-        <w:tblStyle w:val="TableGrid"/>
-        <w:tblW w:type="auto" w:w="0"/>
-        <w:tblLook w:firstColumn="1" w:firstRow="1" w:lastColumn="0" w:lastRow="0" w:noHBand="0" w:noVBand="1" w:val="04A0"/>
-      </w:tblPr>
-      <w:tblGrid>
-        <w:gridCol w:w="4561"/>
-        <w:gridCol w:w="4561"/>
-      </w:tblGrid>
-      <w:tr>
-        <w:tc>
-          <w:tcPr>
-            <w:tcW w:type="dxa" w:w="4561"/>
-          </w:tcPr>
-          <w:p>
-            <w:r>
-              <w:rPr>
-                <w:b/>
-              </w:rPr>
-              <w:t>Parameter</w:t>
-            </w:r>
-          </w:p>
-        </w:tc>
-        <w:tc>
-          <w:tcPr>
-            <w:tcW w:type="dxa" w:w="4561"/>
-          </w:tcPr>
-          <w:p>
-            <w:r>
-              <w:rPr>
-                <w:b/>
-              </w:rPr>
-              <w:t>Wert</w:t>
-            </w:r>
-          </w:p>
-        </w:tc>
-      </w:tr>
-      <w:tr>
-        <w:tc>
-          <w:tcPr>
-            <w:tcW w:type="dxa" w:w="4561"/>
-          </w:tcPr>
-          <w:p>
-            <w:r>
-              <w:t>Realm</w:t>
-            </w:r>
-          </w:p>
-        </w:tc>
-        <w:tc>
-          <w:tcPr>
-            <w:tcW w:type="dxa" w:w="4561"/>
-          </w:tcPr>
-          <w:p>
-            <w:r>
-              <w:t>insy</w:t>
-            </w:r>
-          </w:p>
-        </w:tc>
-      </w:tr>
-      <w:tr>
-        <w:tc>
-          <w:tcPr>
-            <w:tcW w:type="dxa" w:w="4561"/>
-          </w:tcPr>
-          <w:p>
-            <w:r>
-              <w:t>Issuer URI</w:t>
-            </w:r>
-          </w:p>
-        </w:tc>
-        <w:tc>
-          <w:tcPr>
-            <w:tcW w:type="dxa" w:w="4561"/>
-          </w:tcPr>
-          <w:p>
-            <w:r>
-              <w:t>https://auth.insy.hs-esslingen.com/realms/insy</w:t>
-            </w:r>
-          </w:p>
-        </w:tc>
-      </w:tr>
-      <w:tr>
-        <w:tc>
-          <w:tcPr>
-            <w:tcW w:type="dxa" w:w="4561"/>
-          </w:tcPr>
-          <w:p>
-            <w:r>
-              <w:t>Client ID</w:t>
-            </w:r>
-          </w:p>
-        </w:tc>
-        <w:tc>
-          <w:tcPr>
-            <w:tcW w:type="dxa" w:w="4561"/>
-          </w:tcPr>
-          <w:p>
-            <w:r>
-              <w:t>besy</w:t>
-            </w:r>
-          </w:p>
-        </w:tc>
-      </w:tr>
-      <w:tr>
-        <w:tc>
-          <w:tcPr>
-            <w:tcW w:type="dxa" w:w="4561"/>
-          </w:tcPr>
-          <w:p>
-            <w:r>
-              <w:t>Token-Format</w:t>
-            </w:r>
-          </w:p>
-        </w:tc>
-        <w:tc>
-          <w:tcPr>
-            <w:tcW w:type="dxa" w:w="4561"/>
-          </w:tcPr>
-          <w:p>
-            <w:r>
-              <w:t>JWT (Bearer Token im HTTP-Header)</w:t>
-            </w:r>
-          </w:p>
-        </w:tc>
-      </w:tr>
-      <w:tr>
-        <w:tc>
-          <w:tcPr>
-            <w:tcW w:type="dxa" w:w="4561"/>
-          </w:tcPr>
-          <w:p>
-            <w:r>
-              <w:t>Grant Type</w:t>
-            </w:r>
-          </w:p>
-        </w:tc>
-        <w:tc>
-          <w:tcPr>
-            <w:tcW w:type="dxa" w:w="4561"/>
-          </w:tcPr>
-          <w:p>
-            <w:r>
-              <w:t>Authorization Code / Client Credentials</w:t>
-            </w:r>
-          </w:p>
-        </w:tc>
-      </w:tr>
-    </w:tbl>
-    <w:p/>
-    <w:p>
-      <w:pPr>
-        <w:pStyle w:val="Heading2"/>
-        <w:spacing w:before="160" w:after="80"/>
-      </w:pPr>
-      <w:r>
-        <w:t>Ablauf</w:t>
-      </w:r>
-    </w:p>
-    <w:p>
-      <w:pPr>
-        <w:pStyle w:val="ListNumber"/>
-        <w:spacing w:before="0" w:after="60" w:line="260" w:lineRule="exact"/>
-      </w:pPr>
-      <w:r>
-        <w:t>Der Benutzer meldet sich über die BeSy-Oberfläche an.</w:t>
-      </w:r>
-    </w:p>
-    <w:p>
-      <w:pPr>
-        <w:pStyle w:val="ListNumber"/>
-        <w:spacing w:before="0" w:after="60" w:line="260" w:lineRule="exact"/>
-      </w:pPr>
-      <w:r>
-        <w:t>Keycloak stellt ein JWT aus, das Rollen wie orderer oder dekan enthält.</w:t>
-      </w:r>
-    </w:p>
-    <w:p>
-      <w:pPr>
-        <w:pStyle w:val="ListNumber"/>
-        <w:spacing w:before="0" w:after="60" w:line="260" w:lineRule="exact"/>
-      </w:pPr>
-      <w:r>
-        <w:t>Jede API-Anfrage übergibt das JWT als Bearer-Token.</w:t>
-      </w:r>
-    </w:p>
-    <w:p>
-      <w:pPr>
-        <w:pStyle w:val="ListNumber"/>
-        <w:spacing w:before="0" w:after="60" w:line="260" w:lineRule="exact"/>
-      </w:pPr>
-      <w:r>
-        <w:t>Das BeSy-Backend prüft die Signatur und extrahiert die Rollen.</w:t>
-      </w:r>
-    </w:p>
-    <w:p>
-      <w:pPr>
-        <w:pStyle w:val="ListNumber"/>
-        <w:spacing w:before="0" w:after="60" w:line="260" w:lineRule="exact"/>
-      </w:pPr>
-      <w:r>
-        <w:t>Abhängig von der Rolle werden Aktionen erlaubt oder verweigert.</w:t>
-      </w:r>
-    </w:p>
-    <w:p>
-      <w:pPr>
-        <w:pStyle w:val="Heading2"/>
-        <w:spacing w:before="160" w:after="80"/>
-      </w:pPr>
-      <w:r>
-        <w:t>Rollen</w:t>
-      </w:r>
-    </w:p>
-    <w:p>
-      <w:pPr>
-        <w:spacing w:before="0" w:after="120" w:line="280" w:lineRule="exact"/>
-      </w:pPr>
-      <w:r>
-        <w:rPr>
-          <w:b w:val="0"/>
-          <w:i w:val="0"/>
-        </w:rPr>
-        <w:t>Aktuell sind zwei relevante Rollen definiert:</w:t>
-      </w:r>
-    </w:p>
-    <w:tbl>
-      <w:tblPr>
-        <w:tblStyle w:val="TableGrid"/>
-        <w:tblW w:type="auto" w:w="0"/>
-        <w:tblLook w:firstColumn="1" w:firstRow="1" w:lastColumn="0" w:lastRow="0" w:noHBand="0" w:noVBand="1" w:val="04A0"/>
-      </w:tblPr>
-      <w:tblGrid>
-        <w:gridCol w:w="4561"/>
-        <w:gridCol w:w="4561"/>
-      </w:tblGrid>
-      <w:tr>
-        <w:tc>
-          <w:tcPr>
-            <w:tcW w:type="dxa" w:w="4561"/>
-          </w:tcPr>
-          <w:p>
-            <w:r>
-              <w:rPr>
-                <w:b/>
-              </w:rPr>
-              <w:t>Rolle</w:t>
-            </w:r>
-          </w:p>
-        </w:tc>
-        <w:tc>
-          <w:tcPr>
-            <w:tcW w:type="dxa" w:w="4561"/>
-          </w:tcPr>
-          <w:p>
-            <w:r>
-              <w:rPr>
-                <w:b/>
-              </w:rPr>
-              <w:t>Berechtigungen</w:t>
-            </w:r>
-          </w:p>
-        </w:tc>
-      </w:tr>
-      <w:tr>
-        <w:tc>
-          <w:tcPr>
-            <w:tcW w:type="dxa" w:w="4561"/>
-          </w:tcPr>
-          <w:p>
-            <w:r>
-              <w:t>orderer</w:t>
-            </w:r>
-          </w:p>
-        </w:tc>
-        <w:tc>
-          <w:tcPr>
-            <w:tcW w:type="dxa" w:w="4561"/>
-          </w:tcPr>
-          <w:p>
-            <w:r>
-              <w:t>Standardbenutzer: Bestellungen anlegen, bearbeiten, einsehen</w:t>
-            </w:r>
-          </w:p>
-        </w:tc>
-      </w:tr>
-      <w:tr>
-        <w:tc>
-          <w:tcPr>
-            <w:tcW w:type="dxa" w:w="4561"/>
-          </w:tcPr>
-          <w:p>
-            <w:r>
-              <w:t>dekan</w:t>
-            </w:r>
-          </w:p>
-        </w:tc>
-        <w:tc>
-          <w:tcPr>
-            <w:tcW w:type="dxa" w:w="4561"/>
-          </w:tcPr>
-          <w:p>
-            <w:r>
-              <w:t>Zusätzlich: Bestellungen final genehmigen (Status APPROVED erteilen)</w:t>
-            </w:r>
-          </w:p>
-        </w:tc>
-      </w:tr>
-    </w:tbl>
-    <w:p/>
-    <w:p>
-      <w:r>
-        <w:br w:type="page"/>
-      </w:r>
-    </w:p>
-    <w:p>
-      <w:pPr>
-        <w:pStyle w:val="Heading1"/>
-        <w:spacing w:before="240" w:after="80"/>
-      </w:pPr>
-      <w:r>
-        <w:t>4  Dekan-Rolle</w:t>
-      </w:r>
-    </w:p>
-    <w:p>
-      <w:pPr>
-        <w:pStyle w:val="Heading2"/>
-        <w:spacing w:before="160" w:after="80"/>
-      </w:pPr>
-      <w:r>
-        <w:t>Problem</w:t>
-      </w:r>
-    </w:p>
-    <w:p>
-      <w:pPr>
-        <w:spacing w:before="0" w:after="120" w:line="280" w:lineRule="exact"/>
-      </w:pPr>
-      <w:r>
-        <w:rPr>
-          <w:b w:val="0"/>
-          <w:i w:val="0"/>
-        </w:rPr>
-        <w:t>Bestellungen über einem bestimmten Wert oder bestimmter Art erfordern eine übergeordnete Genehmigung durch die Dekanatsleiterin / den Dekan. Ohne eine dedizierte Rolle könnte theoretisch jeder Besteller eine Bestellung selbst freigeben, was dem Vier-Augen-Prinzip widersprechen würde.</w:t>
-      </w:r>
-    </w:p>
-    <w:p>
-      <w:pPr>
-        <w:pStyle w:val="Heading2"/>
-        <w:spacing w:before="160" w:after="80"/>
-      </w:pPr>
-      <w:r>
-        <w:t>Lösung</w:t>
-      </w:r>
-    </w:p>
-    <w:p>
-      <w:pPr>
-        <w:spacing w:before="0" w:after="120" w:line="280" w:lineRule="exact"/>
-      </w:pPr>
-      <w:r>
-        <w:rPr>
-          <w:b w:val="0"/>
-          <w:i w:val="0"/>
-        </w:rPr>
-        <w:t>Im Genehmigungsworkflow wird nach der Einholung aller nötigen Prüfungsfreigaben (z. B. EDV-Erlaubnis, Möbelgenehmigung) der Status APPROVALS_RECEIVED gesetzt. Der Übergang in den nächsten Status APPROVED – also die abschließende Genehmigung der Bestellung – ist ausschließlich Benutzern mit der Rolle dekan vorbehalten.</w:t>
-      </w:r>
-    </w:p>
-    <w:p>
-      <w:pPr>
-        <w:pStyle w:val="Heading2"/>
-        <w:spacing w:before="160" w:after="80"/>
-      </w:pPr>
-      <w:r>
-        <w:t>Statusübergang im Bestell-Workflow</w:t>
-      </w:r>
-    </w:p>
-    <w:p>
-      <w:pPr>
-        <w:spacing w:before="0" w:after="120" w:line="280" w:lineRule="exact"/>
-      </w:pPr>
-      <w:r>
-        <w:rPr>
-          <w:b w:val="0"/>
-          <w:i w:val="0"/>
-        </w:rPr>
-        <w:t>Der folgende Ausschnitt zeigt den gesamten Lebenszyklus einer Bestellung. Der Schritt, der die Dekan-Rolle erfordert, ist hervorgehoben:</w:t>
-      </w:r>
-    </w:p>
-    <w:tbl>
-      <w:tblPr>
-        <w:tblStyle w:val="TableGrid"/>
-        <w:tblW w:type="auto" w:w="0"/>
-        <w:tblLook w:firstColumn="1" w:firstRow="1" w:lastColumn="0" w:lastRow="0" w:noHBand="0" w:noVBand="1" w:val="04A0"/>
-      </w:tblPr>
-      <w:tblGrid>
-        <w:gridCol w:w="4561"/>
-        <w:gridCol w:w="4561"/>
-      </w:tblGrid>
-      <w:tr>
-        <w:tc>
-          <w:tcPr>
-            <w:tcW w:type="dxa" w:w="4561"/>
-          </w:tcPr>
-          <w:p>
-            <w:r>
-              <w:rPr>
-                <w:b/>
-              </w:rPr>
-              <w:t>Von Status</w:t>
-            </w:r>
-          </w:p>
-        </w:tc>
-        <w:tc>
-          <w:tcPr>
-            <w:tcW w:type="dxa" w:w="4561"/>
-          </w:tcPr>
-          <w:p>
-            <w:r>
-              <w:rPr>
-                <w:b/>
-              </w:rPr>
-              <w:t>Nach Status</w:t>
-            </w:r>
-          </w:p>
-        </w:tc>
-      </w:tr>
-      <w:tr>
-        <w:tc>
-          <w:tcPr>
-            <w:tcW w:type="dxa" w:w="4561"/>
-          </w:tcPr>
-          <w:p>
-            <w:r>
-              <w:t>IN_PROGRESS</w:t>
-            </w:r>
-          </w:p>
-        </w:tc>
-        <w:tc>
-          <w:tcPr>
-            <w:tcW w:type="dxa" w:w="4561"/>
-          </w:tcPr>
-          <w:p>
-            <w:r>
-              <w:t>COMPLETED</w:t>
-            </w:r>
-          </w:p>
-        </w:tc>
-      </w:tr>
-      <w:tr>
-        <w:tc>
-          <w:tcPr>
-            <w:tcW w:type="dxa" w:w="4561"/>
-          </w:tcPr>
-          <w:p>
-            <w:r>
-              <w:t>COMPLETED</w:t>
-            </w:r>
-          </w:p>
-        </w:tc>
-        <w:tc>
-          <w:tcPr>
-            <w:tcW w:type="dxa" w:w="4561"/>
-          </w:tcPr>
-          <w:p>
-            <w:r>
-              <w:t>APPROVALS_RECEIVED</w:t>
-            </w:r>
-          </w:p>
-        </w:tc>
-      </w:tr>
-      <w:tr>
-        <w:tc>
-          <w:tcPr>
-            <w:tcW w:type="dxa" w:w="4561"/>
-          </w:tcPr>
-          <w:p>
-            <w:r>
-              <w:t>APPROVALS_RECEIVED</w:t>
-            </w:r>
-          </w:p>
-        </w:tc>
-        <w:tc>
-          <w:tcPr>
-            <w:tcW w:type="dxa" w:w="4561"/>
-          </w:tcPr>
-          <w:p>
-            <w:r>
-              <w:t>APPROVED  ← nur Dekan</w:t>
-            </w:r>
-          </w:p>
-        </w:tc>
-      </w:tr>
-      <w:tr>
-        <w:tc>
-          <w:tcPr>
-            <w:tcW w:type="dxa" w:w="4561"/>
-          </w:tcPr>
-          <w:p>
-            <w:r>
-              <w:t>APPROVED</w:t>
-            </w:r>
-          </w:p>
-        </w:tc>
-        <w:tc>
-          <w:tcPr>
-            <w:tcW w:type="dxa" w:w="4561"/>
-          </w:tcPr>
-          <w:p>
-            <w:r>
-              <w:t>SENT</w:t>
-            </w:r>
-          </w:p>
-        </w:tc>
-      </w:tr>
-      <w:tr>
-        <w:tc>
-          <w:tcPr>
-            <w:tcW w:type="dxa" w:w="4561"/>
-          </w:tcPr>
-          <w:p>
-            <w:r>
-              <w:t>SENT</w:t>
-            </w:r>
-          </w:p>
-        </w:tc>
-        <w:tc>
-          <w:tcPr>
-            <w:tcW w:type="dxa" w:w="4561"/>
-          </w:tcPr>
-          <w:p>
-            <w:r>
-              <w:t>SETTLED</w:t>
-            </w:r>
-          </w:p>
-        </w:tc>
-      </w:tr>
-      <w:tr>
-        <w:tc>
-          <w:tcPr>
-            <w:tcW w:type="dxa" w:w="4561"/>
-          </w:tcPr>
-          <w:p>
-            <w:r>
-              <w:t>SETTLED</w:t>
-            </w:r>
-          </w:p>
-        </w:tc>
-        <w:tc>
-          <w:tcPr>
-            <w:tcW w:type="dxa" w:w="4561"/>
-          </w:tcPr>
-          <w:p>
-            <w:r>
-              <w:t>ARCHIVED</w:t>
-            </w:r>
-          </w:p>
-        </w:tc>
-      </w:tr>
-      <w:tr>
-        <w:tc>
-          <w:tcPr>
-            <w:tcW w:type="dxa" w:w="4561"/>
-          </w:tcPr>
-          <w:p>
-            <w:r>
-              <w:t>(beliebig)</w:t>
-            </w:r>
-          </w:p>
-        </w:tc>
-        <w:tc>
-          <w:tcPr>
-            <w:tcW w:type="dxa" w:w="4561"/>
-          </w:tcPr>
-          <w:p>
-            <w:r>
-              <w:t>DELETED / REJECTED</w:t>
-            </w:r>
-          </w:p>
-        </w:tc>
-      </w:tr>
-    </w:tbl>
-    <w:p/>
-    <w:p>
-      <w:pPr>
-        <w:pStyle w:val="Heading2"/>
-        <w:spacing w:before="160" w:after="80"/>
-      </w:pPr>
-      <w:r>
-        <w:t>Technischer Hintergrund</w:t>
-      </w:r>
-    </w:p>
-    <w:p>
-      <w:pPr>
-        <w:spacing w:before="0" w:after="120" w:line="280" w:lineRule="exact"/>
-      </w:pPr>
-      <w:r>
-        <w:rPr>
-          <w:b w:val="0"/>
-          <w:i w:val="0"/>
-        </w:rPr>
-        <w:t>Die Prüfung erfolgt serverseitig im OrderService. Beim Versuch, eine Bestellung von APPROVALS_RECEIVED nach APPROVED zu setzen, wird das JWT des anfragenden Benutzers ausgewertet. Fehlt die Rolle dekan, gibt der Server eine 403-Fehlermeldung (Not Authorized) zurück. Die Rollenzuweisung selbst wird ausschließlich über Keycloak verwaltet und ist nicht im BeSy-Backend änderbar.</w:t>
-      </w:r>
-    </w:p>
-    <w:p>
-      <w:r>
-        <w:br w:type="page"/>
-      </w:r>
-    </w:p>
-    <w:p>
-      <w:pPr>
-        <w:pStyle w:val="Heading1"/>
-        <w:spacing w:before="240" w:after="80"/>
-      </w:pPr>
-      <w:r>
-        <w:t>5  Datenmodell</w:t>
-      </w:r>
-    </w:p>
-    <w:p>
-      <w:pPr>
-        <w:pStyle w:val="Heading2"/>
-        <w:spacing w:before="160" w:after="80"/>
-      </w:pPr>
-      <w:r>
-        <w:t>Problem</w:t>
-      </w:r>
-    </w:p>
-    <w:p>
-      <w:pPr>
-        <w:spacing w:before="0" w:after="120" w:line="280" w:lineRule="exact"/>
-      </w:pPr>
-      <w:r>
-        <w:rPr>
-          <w:b w:val="0"/>
-          <w:i w:val="0"/>
-        </w:rPr>
-        <w:t>Ein Bestellprozess umfasst viele miteinander verknüpfte Informationen: Wer bestellt (Person/User), was wird bestellt (Artikel/Items), bei wem (Lieferant), zu welchen Kosten (Kostenstelle, Währung, MwSt.) und mit welchen Belegen (Angebot, Rechnung, Dokument in Paperless). Ohne ein klares Datenmodell wäre die Konsistenz dieser Informationen kaum sicherzustellen.</w:t>
-      </w:r>
-    </w:p>
-    <w:p>
-      <w:pPr>
-        <w:pStyle w:val="Heading2"/>
-        <w:spacing w:before="160" w:after="80"/>
-      </w:pPr>
-      <w:r>
-        <w:t>Lösung</w:t>
-      </w:r>
-    </w:p>
-    <w:p>
-      <w:pPr>
-        <w:spacing w:before="0" w:after="120" w:line="280" w:lineRule="exact"/>
-      </w:pPr>
-      <w:r>
-        <w:rPr>
-          <w:b w:val="0"/>
-          <w:i w:val="0"/>
-        </w:rPr>
-        <w:t>Das Datenmodell von BeSy ist relational und wird über JPA/Hibernate auf eine PostgreSQL-Datenbank abgebildet. Alle Tabellen liegen im Schema migrated_data. Eine visuelle Darstellung des Entity-Relationship-Diagramms ist in der Datei datamodel_new.svg im Repository verfügbar.</w:t>
-      </w:r>
-    </w:p>
-    <w:p>
-      <w:pPr>
-        <w:pStyle w:val="Heading2"/>
-        <w:spacing w:before="160" w:after="80"/>
-      </w:pPr>
-      <w:r>
-        <w:t>Zentrale Entitäten</w:t>
-      </w:r>
-    </w:p>
-    <w:tbl>
-      <w:tblPr>
-        <w:tblStyle w:val="TableGrid"/>
-        <w:tblW w:type="auto" w:w="0"/>
-        <w:tblLook w:firstColumn="1" w:firstRow="1" w:lastColumn="0" w:lastRow="0" w:noHBand="0" w:noVBand="1" w:val="04A0"/>
-      </w:tblPr>
-      <w:tblGrid>
-        <w:gridCol w:w="4561"/>
-        <w:gridCol w:w="4561"/>
-      </w:tblGrid>
-      <w:tr>
-        <w:tc>
-          <w:tcPr>
-            <w:tcW w:type="dxa" w:w="4561"/>
+            <w:tcW w:type="dxa" w:w="4320"/>
           </w:tcPr>
           <w:p>
             <w:r>
@@ -1692,7 +1472,7 @@
         </w:tc>
         <w:tc>
           <w:tcPr>
-            <w:tcW w:type="dxa" w:w="4561"/>
+            <w:tcW w:type="dxa" w:w="4320"/>
           </w:tcPr>
           <w:p>
             <w:r>
@@ -1707,21 +1487,21 @@
       <w:tr>
         <w:tc>
           <w:tcPr>
-            <w:tcW w:type="dxa" w:w="4561"/>
+            <w:tcW w:type="dxa" w:w="4320"/>
           </w:tcPr>
           <w:p>
             <w:r>
-              <w:t>Order</w:t>
+              <w:t>order</w:t>
             </w:r>
           </w:p>
         </w:tc>
         <w:tc>
           <w:tcPr>
-            <w:tcW w:type="dxa" w:w="4561"/>
+            <w:tcW w:type="dxa" w:w="4320"/>
           </w:tcPr>
           <w:p>
             <w:r>
-              <w:t>Kern-Entität: repräsentiert eine Bestellung mit Status, Ersteller, Lieferant und Beschreibung</w:t>
+              <w:t>Zentrale Bestellentität mit allen Bestellattributen und Statusfeld</w:t>
             </w:r>
           </w:p>
         </w:tc>
@@ -1729,21 +1509,21 @@
       <w:tr>
         <w:tc>
           <w:tcPr>
-            <w:tcW w:type="dxa" w:w="4561"/>
+            <w:tcW w:type="dxa" w:w="4320"/>
           </w:tcPr>
           <w:p>
             <w:r>
-              <w:t>Item</w:t>
+              <w:t>item</w:t>
             </w:r>
           </w:p>
         </w:tc>
         <w:tc>
           <w:tcPr>
-            <w:tcW w:type="dxa" w:w="4561"/>
+            <w:tcW w:type="dxa" w:w="4320"/>
           </w:tcPr>
           <w:p>
             <w:r>
-              <w:t>Einzelne Bestellposition einer Bestellung (Beschreibung, Menge, Einzelpreis)</w:t>
+              <w:t>Einzelne Bestellpositionen mit Preis, Menge und MwSt.-Typ</w:t>
             </w:r>
           </w:p>
         </w:tc>
@@ -1751,21 +1531,21 @@
       <w:tr>
         <w:tc>
           <w:tcPr>
-            <w:tcW w:type="dxa" w:w="4561"/>
+            <w:tcW w:type="dxa" w:w="4320"/>
           </w:tcPr>
           <w:p>
             <w:r>
-              <w:t>User</w:t>
+              <w:t>person</w:t>
             </w:r>
           </w:p>
         </w:tc>
         <w:tc>
           <w:tcPr>
-            <w:tcW w:type="dxa" w:w="4561"/>
+            <w:tcW w:type="dxa" w:w="4320"/>
           </w:tcPr>
           <w:p>
             <w:r>
-              <w:t>Systemnutzer; referenziert Keycloak-UUID für Identitätszuordnung</w:t>
+              <w:t>Personen der Hochschule (Besteller, Lieferadresse, Ansprechpartner)</w:t>
             </w:r>
           </w:p>
         </w:tc>
@@ -1773,21 +1553,21 @@
       <w:tr>
         <w:tc>
           <w:tcPr>
-            <w:tcW w:type="dxa" w:w="4561"/>
+            <w:tcW w:type="dxa" w:w="4320"/>
           </w:tcPr>
           <w:p>
             <w:r>
-              <w:t>Person</w:t>
+              <w:t>address</w:t>
             </w:r>
           </w:p>
         </w:tc>
         <w:tc>
           <w:tcPr>
-            <w:tcW w:type="dxa" w:w="4561"/>
+            <w:tcW w:type="dxa" w:w="4320"/>
           </w:tcPr>
           <w:p>
             <w:r>
-              <w:t>Kontaktperson für Lieferung oder Rechnung (Name, E-Mail, Adresse)</w:t>
+              <w:t>Adressen, die Personen und Lieferanten zugeordnet werden</w:t>
             </w:r>
           </w:p>
         </w:tc>
@@ -1795,21 +1575,21 @@
       <w:tr>
         <w:tc>
           <w:tcPr>
-            <w:tcW w:type="dxa" w:w="4561"/>
+            <w:tcW w:type="dxa" w:w="4320"/>
           </w:tcPr>
           <w:p>
             <w:r>
-              <w:t>Supplier</w:t>
+              <w:t>supplier</w:t>
             </w:r>
           </w:p>
         </w:tc>
         <w:tc>
           <w:tcPr>
-            <w:tcW w:type="dxa" w:w="4561"/>
+            <w:tcW w:type="dxa" w:w="4320"/>
           </w:tcPr>
           <w:p>
             <w:r>
-              <w:t>Lieferanteninformationen (Name, Adresse, Kontaktdaten)</w:t>
+              <w:t>Lieferanten mit Kontaktdaten und Präferenzmarkierung</w:t>
             </w:r>
           </w:p>
         </w:tc>
@@ -1817,21 +1597,21 @@
       <w:tr>
         <w:tc>
           <w:tcPr>
-            <w:tcW w:type="dxa" w:w="4561"/>
+            <w:tcW w:type="dxa" w:w="4320"/>
           </w:tcPr>
           <w:p>
             <w:r>
-              <w:t>CostCenter</w:t>
+              <w:t>cost_center</w:t>
             </w:r>
           </w:p>
         </w:tc>
         <w:tc>
           <w:tcPr>
-            <w:tcW w:type="dxa" w:w="4561"/>
+            <w:tcW w:type="dxa" w:w="4320"/>
           </w:tcPr>
           <w:p>
             <w:r>
-              <w:t>Kostenstelle für die Budgetzuordnung einer Bestellung</w:t>
+              <w:t>Kostenstellen mit Gültigkeitszeitraum</w:t>
             </w:r>
           </w:p>
         </w:tc>
@@ -1839,21 +1619,21 @@
       <w:tr>
         <w:tc>
           <w:tcPr>
-            <w:tcW w:type="dxa" w:w="4561"/>
+            <w:tcW w:type="dxa" w:w="4320"/>
           </w:tcPr>
           <w:p>
             <w:r>
-              <w:t>Invoice</w:t>
+              <w:t>quotation</w:t>
             </w:r>
           </w:p>
         </w:tc>
         <w:tc>
           <w:tcPr>
-            <w:tcW w:type="dxa" w:w="4561"/>
+            <w:tcW w:type="dxa" w:w="4320"/>
           </w:tcPr>
           <w:p>
             <w:r>
-              <w:t>Rechnung zu einer Bestellung; enthält Referenz-ID für Paperless-Dokument</w:t>
+              <w:t>Angebote zu einer Bestellung</w:t>
             </w:r>
           </w:p>
         </w:tc>
@@ -1861,21 +1641,21 @@
       <w:tr>
         <w:tc>
           <w:tcPr>
-            <w:tcW w:type="dxa" w:w="4561"/>
+            <w:tcW w:type="dxa" w:w="4320"/>
           </w:tcPr>
           <w:p>
             <w:r>
-              <w:t>Quotation</w:t>
+              <w:t>invoice</w:t>
             </w:r>
           </w:p>
         </w:tc>
         <w:tc>
           <w:tcPr>
-            <w:tcW w:type="dxa" w:w="4561"/>
+            <w:tcW w:type="dxa" w:w="4320"/>
           </w:tcPr>
           <w:p>
             <w:r>
-              <w:t>Angebot zu einer Bestellung (Angebotsnummer, Preis, Datum)</w:t>
+              <w:t>Rechnungen zu einer Bestellung</w:t>
             </w:r>
           </w:p>
         </w:tc>
@@ -1883,21 +1663,21 @@
       <w:tr>
         <w:tc>
           <w:tcPr>
-            <w:tcW w:type="dxa" w:w="4561"/>
+            <w:tcW w:type="dxa" w:w="4320"/>
           </w:tcPr>
           <w:p>
             <w:r>
-              <w:t>Approval</w:t>
+              <w:t>currency</w:t>
             </w:r>
           </w:p>
         </w:tc>
         <w:tc>
           <w:tcPr>
-            <w:tcW w:type="dxa" w:w="4561"/>
+            <w:tcW w:type="dxa" w:w="4320"/>
           </w:tcPr>
           <w:p>
             <w:r>
-              <w:t>Freigabe-Flags einer Bestellung (EDV, Möbel, weitere Kategorien)</w:t>
+              <w:t>Währungen für Bestellungen und Positionen</w:t>
             </w:r>
           </w:p>
         </w:tc>
@@ -1905,21 +1685,21 @@
       <w:tr>
         <w:tc>
           <w:tcPr>
-            <w:tcW w:type="dxa" w:w="4561"/>
+            <w:tcW w:type="dxa" w:w="4320"/>
           </w:tcPr>
           <w:p>
             <w:r>
-              <w:t>OrderStatusHistory</w:t>
+              <w:t>vat</w:t>
             </w:r>
           </w:p>
         </w:tc>
         <w:tc>
           <w:tcPr>
-            <w:tcW w:type="dxa" w:w="4561"/>
+            <w:tcW w:type="dxa" w:w="4320"/>
           </w:tcPr>
           <w:p>
             <w:r>
-              <w:t>Audit-Protokoll aller Statusübergänge einer Bestellung</w:t>
+              <w:t>Mehrwertsteuersätze</w:t>
             </w:r>
           </w:p>
         </w:tc>
@@ -1927,21 +1707,21 @@
       <w:tr>
         <w:tc>
           <w:tcPr>
-            <w:tcW w:type="dxa" w:w="4561"/>
+            <w:tcW w:type="dxa" w:w="4320"/>
           </w:tcPr>
           <w:p>
             <w:r>
-              <w:t>Currency</w:t>
+              <w:t>user</w:t>
             </w:r>
           </w:p>
         </w:tc>
         <w:tc>
           <w:tcPr>
-            <w:tcW w:type="dxa" w:w="4561"/>
+            <w:tcW w:type="dxa" w:w="4320"/>
           </w:tcPr>
           <w:p>
             <w:r>
-              <w:t>Referenztabelle für Währungen (Kürzel, Name)</w:t>
+              <w:t>Systembenutzer (verknüpft mit Keycloak-UUID)</w:t>
             </w:r>
           </w:p>
         </w:tc>
@@ -1949,207 +1729,26 @@
       <w:tr>
         <w:tc>
           <w:tcPr>
-            <w:tcW w:type="dxa" w:w="4561"/>
+            <w:tcW w:type="dxa" w:w="4320"/>
           </w:tcPr>
           <w:p>
             <w:r>
-              <w:t>Vat</w:t>
+              <w:t>customer_id</w:t>
             </w:r>
           </w:p>
         </w:tc>
         <w:tc>
           <w:tcPr>
-            <w:tcW w:type="dxa" w:w="4561"/>
+            <w:tcW w:type="dxa" w:w="4320"/>
           </w:tcPr>
           <w:p>
             <w:r>
-              <w:t>MwSt.-Konfiguration (Prozentsatz, Typ)</w:t>
-            </w:r>
-          </w:p>
-        </w:tc>
-      </w:tr>
-      <w:tr>
-        <w:tc>
-          <w:tcPr>
-            <w:tcW w:type="dxa" w:w="4561"/>
-          </w:tcPr>
-          <w:p>
-            <w:r>
-              <w:t>Address</w:t>
-            </w:r>
-          </w:p>
-        </w:tc>
-        <w:tc>
-          <w:tcPr>
-            <w:tcW w:type="dxa" w:w="4561"/>
-          </w:tcPr>
-          <w:p>
-            <w:r>
-              <w:t>Adressdaten für Personen und Lieferanten</w:t>
-            </w:r>
-          </w:p>
-        </w:tc>
-      </w:tr>
-      <w:tr>
-        <w:tc>
-          <w:tcPr>
-            <w:tcW w:type="dxa" w:w="4561"/>
-          </w:tcPr>
-          <w:p>
-            <w:r>
-              <w:t>CustomerId</w:t>
-            </w:r>
-          </w:p>
-        </w:tc>
-        <w:tc>
-          <w:tcPr>
-            <w:tcW w:type="dxa" w:w="4561"/>
-          </w:tcPr>
-          <w:p>
-            <w:r>
-              <w:t>Kundennummern je Lieferant (lieferantenspezifische Kundennummern)</w:t>
-            </w:r>
-          </w:p>
-        </w:tc>
-      </w:tr>
-      <w:tr>
-        <w:tc>
-          <w:tcPr>
-            <w:tcW w:type="dxa" w:w="4561"/>
-          </w:tcPr>
-          <w:p>
-            <w:r>
-              <w:t>UserPreferences</w:t>
-            </w:r>
-          </w:p>
-        </w:tc>
-        <w:tc>
-          <w:tcPr>
-            <w:tcW w:type="dxa" w:w="4561"/>
-          </w:tcPr>
-          <w:p>
-            <w:r>
-              <w:t>Benutzereinstellungen (z. B. bevorzugte Darstellung)</w:t>
+              <w:t>Kundennummern eines Lieferanten</w:t>
             </w:r>
           </w:p>
         </w:tc>
       </w:tr>
     </w:tbl>
-    <w:p/>
-    <w:p>
-      <w:pPr>
-        <w:pStyle w:val="Heading2"/>
-        <w:spacing w:before="160" w:after="80"/>
-      </w:pPr>
-      <w:r>
-        <w:t>Bestellstatus-Workflow</w:t>
-      </w:r>
-    </w:p>
-    <w:p>
-      <w:pPr>
-        <w:spacing w:before="0" w:after="120" w:line="280" w:lineRule="exact"/>
-      </w:pPr>
-      <w:r>
-        <w:rPr>
-          <w:b w:val="0"/>
-          <w:i w:val="0"/>
-        </w:rPr>
-        <w:t>Der Status einer Bestellung durchläuft folgende Zustände:</w:t>
-      </w:r>
-    </w:p>
-    <w:p>
-      <w:pPr>
-        <w:pStyle w:val="ListBullet"/>
-        <w:spacing w:before="0" w:after="60" w:line="260" w:lineRule="exact"/>
-      </w:pPr>
-      <w:r>
-        <w:t>IN_PROGRESS – Bestellung wird erstellt oder bearbeitet</w:t>
-      </w:r>
-    </w:p>
-    <w:p>
-      <w:pPr>
-        <w:pStyle w:val="ListBullet"/>
-        <w:spacing w:before="0" w:after="60" w:line="260" w:lineRule="exact"/>
-      </w:pPr>
-      <w:r>
-        <w:t>COMPLETED – Bestellung vollständig ausgefüllt, wartet auf Prüfung</w:t>
-      </w:r>
-    </w:p>
-    <w:p>
-      <w:pPr>
-        <w:pStyle w:val="ListBullet"/>
-        <w:spacing w:before="0" w:after="60" w:line="260" w:lineRule="exact"/>
-      </w:pPr>
-      <w:r>
-        <w:t>APPROVALS_RECEIVED – Alle Teilfreigaben liegen vor</w:t>
-      </w:r>
-    </w:p>
-    <w:p>
-      <w:pPr>
-        <w:pStyle w:val="ListBullet"/>
-        <w:spacing w:before="0" w:after="60" w:line="260" w:lineRule="exact"/>
-      </w:pPr>
-      <w:r>
-        <w:t>APPROVED – Dekan hat die finale Genehmigung erteilt</w:t>
-      </w:r>
-    </w:p>
-    <w:p>
-      <w:pPr>
-        <w:pStyle w:val="ListBullet"/>
-        <w:spacing w:before="0" w:after="60" w:line="260" w:lineRule="exact"/>
-      </w:pPr>
-      <w:r>
-        <w:t>SENT – Bestellung wurde an den Lieferanten übermittelt</w:t>
-      </w:r>
-    </w:p>
-    <w:p>
-      <w:pPr>
-        <w:pStyle w:val="ListBullet"/>
-        <w:spacing w:before="0" w:after="60" w:line="260" w:lineRule="exact"/>
-      </w:pPr>
-      <w:r>
-        <w:t>SETTLED – Lieferung und Rechnung abgeschlossen</w:t>
-      </w:r>
-    </w:p>
-    <w:p>
-      <w:pPr>
-        <w:pStyle w:val="ListBullet"/>
-        <w:spacing w:before="0" w:after="60" w:line="260" w:lineRule="exact"/>
-      </w:pPr>
-      <w:r>
-        <w:t>ARCHIVED – Bestellung dauerhaft archiviert</w:t>
-      </w:r>
-    </w:p>
-    <w:p>
-      <w:pPr>
-        <w:pStyle w:val="ListBullet"/>
-        <w:spacing w:before="0" w:after="60" w:line="260" w:lineRule="exact"/>
-      </w:pPr>
-      <w:r>
-        <w:t>DELETED / REJECTED – Bestellung storniert oder abgelehnt</w:t>
-      </w:r>
-    </w:p>
-    <w:p>
-      <w:pPr>
-        <w:pStyle w:val="Heading2"/>
-        <w:spacing w:before="160" w:after="80"/>
-      </w:pPr>
-      <w:r>
-        <w:t>Datenbankschema</w:t>
-      </w:r>
-    </w:p>
-    <w:p>
-      <w:pPr>
-        <w:spacing w:before="0" w:after="120" w:line="280" w:lineRule="exact"/>
-      </w:pPr>
-      <w:r>
-        <w:rPr>
-          <w:b w:val="0"/>
-          <w:i w:val="0"/>
-        </w:rPr>
-        <w:t>Das Schema migrated_data wird beim ersten Start der Anwendung automatisch von Hibernate angelegt (ddl-auto=create-only). Für spätere Migrationen steht das SQL-Skript migrated_data_schema_2025-10-25.sql bereit, das Daten aus dem alten Schema in das neue überträgt. Dies ermöglicht einen kontrollierten Umstieg ohne Datenverlust.</w:t>
-      </w:r>
-    </w:p>
     <w:p>
       <w:r>
         <w:br w:type="page"/>
@@ -2158,115 +1757,215 @@
     <w:p>
       <w:pPr>
         <w:pStyle w:val="Heading1"/>
-        <w:spacing w:before="240" w:after="80"/>
       </w:pPr>
       <w:r>
-        <w:t>6  Swagger – API-Dokumentation</w:t>
+        <w:t>5  Features</w:t>
       </w:r>
     </w:p>
     <w:p>
       <w:pPr>
         <w:pStyle w:val="Heading2"/>
-        <w:spacing w:before="160" w:after="80"/>
       </w:pPr>
       <w:r>
-        <w:t>Problem</w:t>
+        <w:t>5.1  Geforderter Funktionsumfang</w:t>
+      </w:r>
+    </w:p>
+    <w:p>
+      <w:r>
+        <w:t>Im Rahmen der Projektdefinition wurde folgender Mindestfunktionsumfang festgelegt. Wie die nachfolgenden Abschnitte zeigen, wurde dieser vollständig und in mehreren Bereichen deutlich übertroffen:</w:t>
       </w:r>
     </w:p>
     <w:p>
       <w:pPr>
-        <w:spacing w:before="0" w:after="120" w:line="280" w:lineRule="exact"/>
+        <w:pStyle w:val="ListBullet"/>
       </w:pPr>
       <w:r>
-        <w:rPr>
-          <w:b w:val="0"/>
-          <w:i w:val="0"/>
-        </w:rPr>
-        <w:t>Ein REST-Backend mit vielen Endpunkten ist für Frontend-Entwickler und Tester schwierig zu verstehen, wenn es keine strukturierte Dokumentation gibt. Manuelle API-Dokumentationen veralten schnell und sind fehleranfällig.</w:t>
+        <w:t>✓  Anlegen, Bearbeiten und Löschen von Bestellungen</w:t>
+      </w:r>
+    </w:p>
+    <w:p>
+      <w:pPr>
+        <w:pStyle w:val="ListBullet"/>
+      </w:pPr>
+      <w:r>
+        <w:t>✓  Statusverfolgung von Bestellungen (Zustandsmaschine)</w:t>
+      </w:r>
+    </w:p>
+    <w:p>
+      <w:pPr>
+        <w:pStyle w:val="ListBullet"/>
+      </w:pPr>
+      <w:r>
+        <w:t>✓  Verwaltung von Personen, Adressen, Lieferanten und Kostenstellen</w:t>
+      </w:r>
+    </w:p>
+    <w:p>
+      <w:pPr>
+        <w:pStyle w:val="ListBullet"/>
+      </w:pPr>
+      <w:r>
+        <w:t>✓  Angebots- und Rechnungsverwaltung pro Bestellung</w:t>
+      </w:r>
+    </w:p>
+    <w:p>
+      <w:pPr>
+        <w:pStyle w:val="ListBullet"/>
+      </w:pPr>
+      <w:r>
+        <w:t>✓  Automatische PDF-Generierung für Bestellformulare</w:t>
+      </w:r>
+    </w:p>
+    <w:p>
+      <w:pPr>
+        <w:pStyle w:val="ListBullet"/>
+      </w:pPr>
+      <w:r>
+        <w:t>✓  Anbindung an das externe Bestellsystem Insy</w:t>
+      </w:r>
+    </w:p>
+    <w:p>
+      <w:pPr>
+        <w:pStyle w:val="ListBullet"/>
+      </w:pPr>
+      <w:r>
+        <w:t>✓  Archivierung über Paperless-ngx</w:t>
+      </w:r>
+    </w:p>
+    <w:p>
+      <w:pPr>
+        <w:pStyle w:val="ListBullet"/>
+      </w:pPr>
+      <w:r>
+        <w:t>✓  Sichere Authentifizierung und rollenbasierte Autorisierung</w:t>
+      </w:r>
+    </w:p>
+    <w:p>
+      <w:pPr>
+        <w:pStyle w:val="ListBullet"/>
+      </w:pPr>
+      <w:r>
+        <w:t>✓  Vollständige REST-API mit OpenAPI-Dokumentation</w:t>
+      </w:r>
+    </w:p>
+    <w:p>
+      <w:r>
+        <w:t>Darüber hinaus wurden weitere Features umgesetzt, die über den ursprünglichen Funktionsumfang hinausgehen, darunter: vollständige CI/CD-Pipeline, automatischer Paperless-Retry-Mechanismus, bidirektionale INSY-Authentifizierung und rollenbasierte Dekan-Genehmigung.</w:t>
       </w:r>
     </w:p>
     <w:p>
       <w:pPr>
         <w:pStyle w:val="Heading2"/>
-        <w:spacing w:before="160" w:after="80"/>
       </w:pPr>
       <w:r>
-        <w:t>Lösung</w:t>
+        <w:t>5.2  Bestellverwaltung</w:t>
       </w:r>
     </w:p>
     <w:p>
-      <w:pPr>
-        <w:spacing w:before="0" w:after="120" w:line="280" w:lineRule="exact"/>
-      </w:pPr>
       <w:r>
         <w:rPr>
-          <w:b w:val="0"/>
-          <w:i w:val="0"/>
+          <w:b/>
         </w:rPr>
-        <w:t>BeSy nutzt Springdoc (OpenAPI 3) zur automatischen Generierung einer interaktiven API-Dokumentation. Die Swagger-UI steht unter https://swagger.test.besy.hs-esslingen.com bereit und erlaubt es, alle Endpunkte direkt im Browser aufzurufen und zu testen – inklusive Authentifizierung über Keycloak.</w:t>
+        <w:t xml:space="preserve">Problem: </w:t>
+      </w:r>
+      <w:r>
+        <w:t>Das Altsystem ermöglichte keine strukturierte, nachvollziehbare Verwaltung des Bestelllebenszyklus mit klaren Statusübergängen.</w:t>
+      </w:r>
+    </w:p>
+    <w:p>
+      <w:r>
+        <w:rPr>
+          <w:b/>
+        </w:rPr>
+        <w:t xml:space="preserve">Lösung: </w:t>
+      </w:r>
+      <w:r>
+        <w:t>Bestellungen werden als zentrale Entität mit zahlreichen Attributen (Buchungsjahr, Rabatte, Flags für Genehmigungen, Kostenstellen, beteiligte Personen usw.) gespeichert. Über dedizierte Endpunkte können Bestellungen erstellt, geändert, gefiltert und exportiert werden.</w:t>
       </w:r>
     </w:p>
     <w:p>
       <w:pPr>
         <w:pStyle w:val="Heading2"/>
-        <w:spacing w:before="160" w:after="80"/>
       </w:pPr>
       <w:r>
-        <w:t>Funktionsumfang</w:t>
+        <w:t>5.3  Bestellstatus und Zustandsübergänge</w:t>
+      </w:r>
+    </w:p>
+    <w:p>
+      <w:r>
+        <w:rPr>
+          <w:b/>
+        </w:rPr>
+        <w:t xml:space="preserve">Problem: </w:t>
+      </w:r>
+      <w:r>
+        <w:t>Im Altsystem war der Bestellstatus nicht klar modelliert, was zu inkonsistenten Zuständen und fehlerhaften Abläufen führte.</w:t>
+      </w:r>
+    </w:p>
+    <w:p>
+      <w:r>
+        <w:rPr>
+          <w:b/>
+        </w:rPr>
+        <w:t xml:space="preserve">Lösung: </w:t>
+      </w:r>
+      <w:r>
+        <w:t>Eine explizite Zustandsmaschine (Enum OrderStatus) steuert die erlaubten Übergänge. Abbildung 3 zeigt die Zustandsmatrix mit allen möglichen Statuswechseln:</w:t>
       </w:r>
     </w:p>
     <w:p>
       <w:pPr>
-        <w:pStyle w:val="ListBullet"/>
-        <w:spacing w:before="0" w:after="60" w:line="260" w:lineRule="exact"/>
+        <w:jc w:val="center"/>
       </w:pPr>
       <w:r>
-        <w:t>Alle REST-Endpunkte mit HTTP-Methoden, Parametern und Antwort-Schemata</w:t>
+        <w:drawing>
+          <wp:inline xmlns:a="http://schemas.openxmlformats.org/drawingml/2006/main" xmlns:pic="http://schemas.openxmlformats.org/drawingml/2006/picture">
+            <wp:extent cx="4680000" cy="4920143"/>
+            <wp:docPr id="3" name="Picture 3"/>
+            <wp:cNvGraphicFramePr>
+              <a:graphicFrameLocks noChangeAspect="1"/>
+            </wp:cNvGraphicFramePr>
+            <a:graphic>
+              <a:graphicData uri="http://schemas.openxmlformats.org/drawingml/2006/picture">
+                <pic:pic>
+                  <pic:nvPicPr>
+                    <pic:cNvPr id="0" name="Bestellstatus-Zustandsmatrix(2).png"/>
+                    <pic:cNvPicPr/>
+                  </pic:nvPicPr>
+                  <pic:blipFill>
+                    <a:blip r:embed="rId11"/>
+                    <a:stretch>
+                      <a:fillRect/>
+                    </a:stretch>
+                  </pic:blipFill>
+                  <pic:spPr>
+                    <a:xfrm>
+                      <a:off x="0" y="0"/>
+                      <a:ext cx="4680000" cy="4920143"/>
+                    </a:xfrm>
+                    <a:prstGeom prst="rect"/>
+                  </pic:spPr>
+                </pic:pic>
+              </a:graphicData>
+            </a:graphic>
+          </wp:inline>
+        </w:drawing>
       </w:r>
     </w:p>
     <w:p>
       <w:pPr>
-        <w:pStyle w:val="ListBullet"/>
-        <w:spacing w:before="0" w:after="60" w:line="260" w:lineRule="exact"/>
+        <w:jc w:val="center"/>
       </w:pPr>
       <w:r>
-        <w:t>Interaktives Testen direkt im Browser</w:t>
+        <w:rPr>
+          <w:i/>
+          <w:sz w:val="20"/>
+        </w:rPr>
+        <w:t>Abb. 3 – Zustandsmatrix einer Bestellung (Bestellstatus-Workflow)</w:t>
       </w:r>
     </w:p>
     <w:p>
-      <w:pPr>
-        <w:pStyle w:val="ListBullet"/>
-        <w:spacing w:before="0" w:after="60" w:line="260" w:lineRule="exact"/>
-      </w:pPr>
       <w:r>
-        <w:t>OAuth2-Login via Keycloak innerhalb der Swagger-UI</w:t>
-      </w:r>
-    </w:p>
-    <w:p>
-      <w:pPr>
-        <w:pStyle w:val="ListBullet"/>
-        <w:spacing w:before="0" w:after="60" w:line="260" w:lineRule="exact"/>
-      </w:pPr>
-      <w:r>
-        <w:t>Maschinenlesbare OpenAPI-Spezifikation als YAML-Datei (docs/api-docs.yml)</w:t>
-      </w:r>
-    </w:p>
-    <w:p>
-      <w:pPr>
-        <w:pStyle w:val="ListBullet"/>
-        <w:spacing w:before="0" w:after="60" w:line="260" w:lineRule="exact"/>
-      </w:pPr>
-      <w:r>
-        <w:t>Swagger-Endpunkte sind ohne Authentifizierung zugänglich</w:t>
-      </w:r>
-    </w:p>
-    <w:p>
-      <w:pPr>
-        <w:pStyle w:val="Heading2"/>
-        <w:spacing w:before="160" w:after="80"/>
-      </w:pPr>
-      <w:r>
-        <w:t>Wichtige API-Endpunkte</w:t>
+        <w:t>Die Zustände im Überblick:</w:t>
       </w:r>
     </w:p>
     <w:tbl>
@@ -2276,568 +1975,26 @@
         <w:tblLook w:firstColumn="1" w:firstRow="1" w:lastColumn="0" w:lastRow="0" w:noHBand="0" w:noVBand="1" w:val="04A0"/>
       </w:tblPr>
       <w:tblGrid>
-        <w:gridCol w:w="4561"/>
-        <w:gridCol w:w="4561"/>
+        <w:gridCol w:w="4320"/>
+        <w:gridCol w:w="4320"/>
       </w:tblGrid>
       <w:tr>
         <w:tc>
           <w:tcPr>
-            <w:tcW w:type="dxa" w:w="4561"/>
+            <w:tcW w:type="dxa" w:w="4320"/>
           </w:tcPr>
           <w:p>
             <w:r>
               <w:rPr>
                 <w:b/>
               </w:rPr>
-              <w:t>Endpunkt</w:t>
+              <w:t>Status</w:t>
             </w:r>
           </w:p>
         </w:tc>
         <w:tc>
           <w:tcPr>
-            <w:tcW w:type="dxa" w:w="4561"/>
-          </w:tcPr>
-          <w:p>
-            <w:r>
-              <w:rPr>
-                <w:b/>
-              </w:rPr>
-              <w:t>Funktion</w:t>
-            </w:r>
-          </w:p>
-        </w:tc>
-      </w:tr>
-      <w:tr>
-        <w:tc>
-          <w:tcPr>
-            <w:tcW w:type="dxa" w:w="4561"/>
-          </w:tcPr>
-          <w:p>
-            <w:r>
-              <w:t>/api/v1/orders</w:t>
-            </w:r>
-          </w:p>
-        </w:tc>
-        <w:tc>
-          <w:tcPr>
-            <w:tcW w:type="dxa" w:w="4561"/>
-          </w:tcPr>
-          <w:p>
-            <w:r>
-              <w:t>Bestellverwaltung (CRUD, Statuswechsel)</w:t>
-            </w:r>
-          </w:p>
-        </w:tc>
-      </w:tr>
-      <w:tr>
-        <w:tc>
-          <w:tcPr>
-            <w:tcW w:type="dxa" w:w="4561"/>
-          </w:tcPr>
-          <w:p>
-            <w:r>
-              <w:t>/api/v1/persons</w:t>
-            </w:r>
-          </w:p>
-        </w:tc>
-        <w:tc>
-          <w:tcPr>
-            <w:tcW w:type="dxa" w:w="4561"/>
-          </w:tcPr>
-          <w:p>
-            <w:r>
-              <w:t>Verwaltung von Kontaktpersonen</w:t>
-            </w:r>
-          </w:p>
-        </w:tc>
-      </w:tr>
-      <w:tr>
-        <w:tc>
-          <w:tcPr>
-            <w:tcW w:type="dxa" w:w="4561"/>
-          </w:tcPr>
-          <w:p>
-            <w:r>
-              <w:t>/api/v1/suppliers</w:t>
-            </w:r>
-          </w:p>
-        </w:tc>
-        <w:tc>
-          <w:tcPr>
-            <w:tcW w:type="dxa" w:w="4561"/>
-          </w:tcPr>
-          <w:p>
-            <w:r>
-              <w:t>Lieferantenverwaltung</w:t>
-            </w:r>
-          </w:p>
-        </w:tc>
-      </w:tr>
-      <w:tr>
-        <w:tc>
-          <w:tcPr>
-            <w:tcW w:type="dxa" w:w="4561"/>
-          </w:tcPr>
-          <w:p>
-            <w:r>
-              <w:t>/api/v1/cost-centers</w:t>
-            </w:r>
-          </w:p>
-        </w:tc>
-        <w:tc>
-          <w:tcPr>
-            <w:tcW w:type="dxa" w:w="4561"/>
-          </w:tcPr>
-          <w:p>
-            <w:r>
-              <w:t>Kostenstellenverwaltung</w:t>
-            </w:r>
-          </w:p>
-        </w:tc>
-      </w:tr>
-      <w:tr>
-        <w:tc>
-          <w:tcPr>
-            <w:tcW w:type="dxa" w:w="4561"/>
-          </w:tcPr>
-          <w:p>
-            <w:r>
-              <w:t>/api/v1/currencies</w:t>
-            </w:r>
-          </w:p>
-        </w:tc>
-        <w:tc>
-          <w:tcPr>
-            <w:tcW w:type="dxa" w:w="4561"/>
-          </w:tcPr>
-          <w:p>
-            <w:r>
-              <w:t>Währungsreferenz</w:t>
-            </w:r>
-          </w:p>
-        </w:tc>
-      </w:tr>
-      <w:tr>
-        <w:tc>
-          <w:tcPr>
-            <w:tcW w:type="dxa" w:w="4561"/>
-          </w:tcPr>
-          <w:p>
-            <w:r>
-              <w:t>/api/v1/vat</w:t>
-            </w:r>
-          </w:p>
-        </w:tc>
-        <w:tc>
-          <w:tcPr>
-            <w:tcW w:type="dxa" w:w="4561"/>
-          </w:tcPr>
-          <w:p>
-            <w:r>
-              <w:t>MwSt.-Konfigurationen</w:t>
-            </w:r>
-          </w:p>
-        </w:tc>
-      </w:tr>
-    </w:tbl>
-    <w:p/>
-    <w:p>
-      <w:pPr>
-        <w:pStyle w:val="Heading2"/>
-        <w:spacing w:before="160" w:after="80"/>
-      </w:pPr>
-      <w:r>
-        <w:t>Statische Dokumentation</w:t>
-      </w:r>
-    </w:p>
-    <w:p>
-      <w:pPr>
-        <w:spacing w:before="0" w:after="120" w:line="280" w:lineRule="exact"/>
-      </w:pPr>
-      <w:r>
-        <w:rPr>
-          <w:b w:val="0"/>
-          <w:i w:val="0"/>
-        </w:rPr>
-        <w:t>Zusätzlich zur dynamisch generierten Swagger-UI liegt die OpenAPI-Spezifikation als statische YAML-Datei im Repository (docs/api-docs.yml). Sie eignet sich für Code-Generierung, Vertragsverifikation und Archivierung.</w:t>
-      </w:r>
-    </w:p>
-    <w:p>
-      <w:r>
-        <w:br w:type="page"/>
-      </w:r>
-    </w:p>
-    <w:p>
-      <w:pPr>
-        <w:pStyle w:val="Heading1"/>
-        <w:spacing w:before="240" w:after="80"/>
-      </w:pPr>
-      <w:r>
-        <w:t>7  CI/CD Pipeline</w:t>
-      </w:r>
-    </w:p>
-    <w:p>
-      <w:pPr>
-        <w:pStyle w:val="Heading2"/>
-        <w:spacing w:before="160" w:after="80"/>
-      </w:pPr>
-      <w:r>
-        <w:t>Problem</w:t>
-      </w:r>
-    </w:p>
-    <w:p>
-      <w:pPr>
-        <w:spacing w:before="0" w:after="120" w:line="280" w:lineRule="exact"/>
-      </w:pPr>
-      <w:r>
-        <w:rPr>
-          <w:b w:val="0"/>
-          <w:i w:val="0"/>
-        </w:rPr>
-        <w:t>Bei manuellen Build- und Deployment-Prozessen schleichen sich leicht Fehler ein: Tests werden vergessen, falsche Versionen werden deployt oder Abhängigkeiten sind nicht korrekt konfiguriert. Gerade in einem Teamprojekt braucht es verlässliche, automatisierte Prozesse.</w:t>
-      </w:r>
-    </w:p>
-    <w:p>
-      <w:pPr>
-        <w:pStyle w:val="Heading2"/>
-        <w:spacing w:before="160" w:after="80"/>
-      </w:pPr>
-      <w:r>
-        <w:t>Lösung</w:t>
-      </w:r>
-    </w:p>
-    <w:p>
-      <w:pPr>
-        <w:spacing w:before="0" w:after="120" w:line="280" w:lineRule="exact"/>
-      </w:pPr>
-      <w:r>
-        <w:rPr>
-          <w:b w:val="0"/>
-          <w:i w:val="0"/>
-        </w:rPr>
-        <w:t>BeSy verwendet GitHub Actions für eine vollständige CI/CD-Pipeline. Es gibt drei separate Workflows, die unterschiedliche Aufgaben übernehmen:</w:t>
-      </w:r>
-    </w:p>
-    <w:p>
-      <w:pPr>
-        <w:pStyle w:val="Heading2"/>
-        <w:spacing w:before="160" w:after="80"/>
-      </w:pPr>
-      <w:r>
-        <w:t>Workflow 1 – Automatische Tests</w:t>
-      </w:r>
-    </w:p>
-    <w:p>
-      <w:pPr>
-        <w:spacing w:before="0" w:after="120" w:line="280" w:lineRule="exact"/>
-      </w:pPr>
-      <w:r>
-        <w:rPr>
-          <w:b w:val="0"/>
-          <w:i w:val="0"/>
-        </w:rPr>
-        <w:t>Datei: .github/workflows/tests.yml</w:t>
-      </w:r>
-    </w:p>
-    <w:p>
-      <w:pPr>
-        <w:pStyle w:val="ListBullet"/>
-        <w:spacing w:before="0" w:after="60" w:line="260" w:lineRule="exact"/>
-      </w:pPr>
-      <w:r>
-        <w:t>Wird ausgelöst bei: Push auf main oder testing, sowie bei Pull Requests</w:t>
-      </w:r>
-    </w:p>
-    <w:p>
-      <w:pPr>
-        <w:pStyle w:val="ListBullet"/>
-        <w:spacing w:before="0" w:after="60" w:line="260" w:lineRule="exact"/>
-      </w:pPr>
-      <w:r>
-        <w:t>Führt mvn clean test aus (JUnit-Tests)</w:t>
-      </w:r>
-    </w:p>
-    <w:p>
-      <w:pPr>
-        <w:pStyle w:val="ListBullet"/>
-        <w:spacing w:before="0" w:after="60" w:line="260" w:lineRule="exact"/>
-      </w:pPr>
-      <w:r>
-        <w:t>Stellt sicher, dass jede Codeänderung die vorhandenen Tests besteht</w:t>
-      </w:r>
-    </w:p>
-    <w:p>
-      <w:pPr>
-        <w:pStyle w:val="ListBullet"/>
-        <w:spacing w:before="0" w:after="60" w:line="260" w:lineRule="exact"/>
-      </w:pPr>
-      <w:r>
-        <w:t>Verhindert das Mergen von fehlerhaftem Code</w:t>
-      </w:r>
-    </w:p>
-    <w:p>
-      <w:pPr>
-        <w:pStyle w:val="Heading2"/>
-        <w:spacing w:before="160" w:after="80"/>
-      </w:pPr>
-      <w:r>
-        <w:t>Workflow 2 – Docker-Image auf GitHub Container Registry</w:t>
-      </w:r>
-    </w:p>
-    <w:p>
-      <w:pPr>
-        <w:spacing w:before="0" w:after="120" w:line="280" w:lineRule="exact"/>
-      </w:pPr>
-      <w:r>
-        <w:rPr>
-          <w:b w:val="0"/>
-          <w:i w:val="0"/>
-        </w:rPr>
-        <w:t>Datei: .github/workflows/github-docker.yml</w:t>
-      </w:r>
-    </w:p>
-    <w:p>
-      <w:pPr>
-        <w:pStyle w:val="ListBullet"/>
-        <w:spacing w:before="0" w:after="60" w:line="260" w:lineRule="exact"/>
-      </w:pPr>
-      <w:r>
-        <w:t>Wird ausgelöst bei: Push auf main, PRs, oder manuell</w:t>
-      </w:r>
-    </w:p>
-    <w:p>
-      <w:pPr>
-        <w:pStyle w:val="ListBullet"/>
-        <w:spacing w:before="0" w:after="60" w:line="260" w:lineRule="exact"/>
-      </w:pPr>
-      <w:r>
-        <w:t>Baut ein Docker-Image des Backends</w:t>
-      </w:r>
-    </w:p>
-    <w:p>
-      <w:pPr>
-        <w:pStyle w:val="ListBullet"/>
-        <w:spacing w:before="0" w:after="60" w:line="260" w:lineRule="exact"/>
-      </w:pPr>
-      <w:r>
-        <w:t>Veröffentlicht es auf ghcr.io/kr1pt0n05/besy_backend:1.10.2</w:t>
-      </w:r>
-    </w:p>
-    <w:p>
-      <w:pPr>
-        <w:pStyle w:val="ListBullet"/>
-        <w:spacing w:before="0" w:after="60" w:line="260" w:lineRule="exact"/>
-      </w:pPr>
-      <w:r>
-        <w:t>Ermöglicht einfaches Deployment auf Serverinfrastruktur</w:t>
-      </w:r>
-    </w:p>
-    <w:p>
-      <w:pPr>
-        <w:pStyle w:val="Heading2"/>
-        <w:spacing w:before="160" w:after="80"/>
-      </w:pPr>
-      <w:r>
-        <w:t>Workflow 3 – Docker-Image auf Docker Hub</w:t>
-      </w:r>
-    </w:p>
-    <w:p>
-      <w:pPr>
-        <w:spacing w:before="0" w:after="120" w:line="280" w:lineRule="exact"/>
-      </w:pPr>
-      <w:r>
-        <w:rPr>
-          <w:b w:val="0"/>
-          <w:i w:val="0"/>
-        </w:rPr>
-        <w:t>Datei: .github/workflows/docker-hub.yml</w:t>
-      </w:r>
-    </w:p>
-    <w:p>
-      <w:pPr>
-        <w:pStyle w:val="ListBullet"/>
-        <w:spacing w:before="0" w:after="60" w:line="260" w:lineRule="exact"/>
-      </w:pPr>
-      <w:r>
-        <w:t>Wie Workflow 2, aber Ziel ist Docker Hub</w:t>
-      </w:r>
-    </w:p>
-    <w:p>
-      <w:pPr>
-        <w:pStyle w:val="ListBullet"/>
-        <w:spacing w:before="0" w:after="60" w:line="260" w:lineRule="exact"/>
-      </w:pPr>
-      <w:r>
-        <w:t>Bild: kr1pt0n05/besy_backend:1.10.2</w:t>
-      </w:r>
-    </w:p>
-    <w:p>
-      <w:pPr>
-        <w:pStyle w:val="ListBullet"/>
-        <w:spacing w:before="0" w:after="60" w:line="260" w:lineRule="exact"/>
-      </w:pPr>
-      <w:r>
-        <w:t>Verwendet hinterlegte Repository-Secrets für die Anmeldedaten</w:t>
-      </w:r>
-    </w:p>
-    <w:p>
-      <w:pPr>
-        <w:pStyle w:val="Heading2"/>
-        <w:spacing w:before="160" w:after="80"/>
-      </w:pPr>
-      <w:r>
-        <w:t>Zusammenfassung des Prozesses</w:t>
-      </w:r>
-    </w:p>
-    <w:p>
-      <w:pPr>
-        <w:pStyle w:val="ListNumber"/>
-        <w:spacing w:before="0" w:after="60" w:line="260" w:lineRule="exact"/>
-      </w:pPr>
-      <w:r>
-        <w:t>Entwickler pusht Code auf GitHub</w:t>
-      </w:r>
-    </w:p>
-    <w:p>
-      <w:pPr>
-        <w:pStyle w:val="ListNumber"/>
-        <w:spacing w:before="0" w:after="60" w:line="260" w:lineRule="exact"/>
-      </w:pPr>
-      <w:r>
-        <w:t>GitHub Actions startet automatisch die passenden Workflows</w:t>
-      </w:r>
-    </w:p>
-    <w:p>
-      <w:pPr>
-        <w:pStyle w:val="ListNumber"/>
-        <w:spacing w:before="0" w:after="60" w:line="260" w:lineRule="exact"/>
-      </w:pPr>
-      <w:r>
-        <w:t>Tests werden ausgeführt; bei Fehler bricht der Workflow ab</w:t>
-      </w:r>
-    </w:p>
-    <w:p>
-      <w:pPr>
-        <w:pStyle w:val="ListNumber"/>
-        <w:spacing w:before="0" w:after="60" w:line="260" w:lineRule="exact"/>
-      </w:pPr>
-      <w:r>
-        <w:t>Bei Erfolg wird ein Docker-Image gebaut und publiziert</w:t>
-      </w:r>
-    </w:p>
-    <w:p>
-      <w:pPr>
-        <w:pStyle w:val="ListNumber"/>
-        <w:spacing w:before="0" w:after="60" w:line="260" w:lineRule="exact"/>
-      </w:pPr>
-      <w:r>
-        <w:t>Das neue Image steht für ein Deployment bereit</w:t>
-      </w:r>
-    </w:p>
-    <w:p>
-      <w:r>
-        <w:br w:type="page"/>
-      </w:r>
-    </w:p>
-    <w:p>
-      <w:pPr>
-        <w:pStyle w:val="Heading1"/>
-        <w:spacing w:before="240" w:after="80"/>
-      </w:pPr>
-      <w:r>
-        <w:t>8  INSY-Anbindung</w:t>
-      </w:r>
-    </w:p>
-    <w:p>
-      <w:pPr>
-        <w:pStyle w:val="Heading2"/>
-        <w:spacing w:before="160" w:after="80"/>
-      </w:pPr>
-      <w:r>
-        <w:t>Problem</w:t>
-      </w:r>
-    </w:p>
-    <w:p>
-      <w:pPr>
-        <w:spacing w:before="0" w:after="120" w:line="280" w:lineRule="exact"/>
-      </w:pPr>
-      <w:r>
-        <w:rPr>
-          <w:b w:val="0"/>
-          <w:i w:val="0"/>
-        </w:rPr>
-        <w:t>Die Hochschule Esslingen betreibt ein zentrales Bestellsystem namens INSY. Bestellungen, die über BeSy erfasst und genehmigt werden, sollen nicht manuell in INSY übertragen werden müssen – das wäre fehleranfällig, zeitaufwendig und würde das Vier-Augen-Prinzip bei der Eingabe aushebeln.</w:t>
-      </w:r>
-    </w:p>
-    <w:p>
-      <w:pPr>
-        <w:pStyle w:val="Heading2"/>
-        <w:spacing w:before="160" w:after="80"/>
-      </w:pPr>
-      <w:r>
-        <w:t>Lösung</w:t>
-      </w:r>
-    </w:p>
-    <w:p>
-      <w:pPr>
-        <w:spacing w:before="0" w:after="120" w:line="280" w:lineRule="exact"/>
-      </w:pPr>
-      <w:r>
-        <w:rPr>
-          <w:b w:val="0"/>
-          <w:i w:val="0"/>
-        </w:rPr>
-        <w:t>BeSy verfügt über eine dedizierte INSY-Anbindung (InsyService), die nach erfolgter Genehmigung eine Bestellung automatisch an die INSY-REST-API übermittelt. Dabei werden alle relevanten Bestelldaten (Artikel, Mengen, Lieferant, Kostenstelle) in das INSY-Format konvertiert und per HTTP-Anfrage übertragen.</w:t>
-      </w:r>
-    </w:p>
-    <w:p>
-      <w:pPr>
-        <w:pStyle w:val="Heading2"/>
-        <w:spacing w:before="160" w:after="80"/>
-      </w:pPr>
-      <w:r>
-        <w:t>Authentifizierung gegenüber INSY</w:t>
-      </w:r>
-    </w:p>
-    <w:p>
-      <w:pPr>
-        <w:spacing w:before="0" w:after="120" w:line="280" w:lineRule="exact"/>
-      </w:pPr>
-      <w:r>
-        <w:rPr>
-          <w:b w:val="0"/>
-          <w:i w:val="0"/>
-        </w:rPr>
-        <w:t>Die Anbindung unterstützt zwei Authentifizierungsverfahren, die über eine Konfigurationsvariable umschaltbar sind:</w:t>
-      </w:r>
-    </w:p>
-    <w:tbl>
-      <w:tblPr>
-        <w:tblStyle w:val="TableGrid"/>
-        <w:tblW w:type="auto" w:w="0"/>
-        <w:tblLook w:firstColumn="1" w:firstRow="1" w:lastColumn="0" w:lastRow="0" w:noHBand="0" w:noVBand="1" w:val="04A0"/>
-      </w:tblPr>
-      <w:tblGrid>
-        <w:gridCol w:w="4561"/>
-        <w:gridCol w:w="4561"/>
-      </w:tblGrid>
-      <w:tr>
-        <w:tc>
-          <w:tcPr>
-            <w:tcW w:type="dxa" w:w="4561"/>
-          </w:tcPr>
-          <w:p>
-            <w:r>
-              <w:rPr>
-                <w:b/>
-              </w:rPr>
-              <w:t>Verfahren</w:t>
-            </w:r>
-          </w:p>
-        </w:tc>
-        <w:tc>
-          <w:tcPr>
-            <w:tcW w:type="dxa" w:w="4561"/>
+            <w:tcW w:type="dxa" w:w="4320"/>
           </w:tcPr>
           <w:p>
             <w:r>
@@ -2852,21 +2009,21 @@
       <w:tr>
         <w:tc>
           <w:tcPr>
-            <w:tcW w:type="dxa" w:w="4561"/>
+            <w:tcW w:type="dxa" w:w="4320"/>
           </w:tcPr>
           <w:p>
             <w:r>
-              <w:t>OAuth2</w:t>
+              <w:t>IN_PROGRESS</w:t>
             </w:r>
           </w:p>
         </w:tc>
         <w:tc>
           <w:tcPr>
-            <w:tcW w:type="dxa" w:w="4561"/>
+            <w:tcW w:type="dxa" w:w="4320"/>
           </w:tcPr>
           <w:p>
             <w:r>
-              <w:t>Der BeSy-Server holt sich über einen eigenen Keycloak-Client (besy-for-insy-client) ein Token und übermittelt es an INSY</w:t>
+              <w:t>Bestellung wird angelegt / bearbeitet</w:t>
             </w:r>
           </w:p>
         </w:tc>
@@ -2874,124 +2031,21 @@
       <w:tr>
         <w:tc>
           <w:tcPr>
-            <w:tcW w:type="dxa" w:w="4561"/>
+            <w:tcW w:type="dxa" w:w="4320"/>
           </w:tcPr>
           <w:p>
             <w:r>
-              <w:t>Basic Auth</w:t>
+              <w:t>COMPLETED</w:t>
             </w:r>
           </w:p>
         </w:tc>
         <w:tc>
           <w:tcPr>
-            <w:tcW w:type="dxa" w:w="4561"/>
+            <w:tcW w:type="dxa" w:w="4320"/>
           </w:tcPr>
           <w:p>
             <w:r>
-              <w:t>Verwendung von Benutzername und Passwort (für Umgebungen ohne OAuth2-Unterstützung)</w:t>
-            </w:r>
-          </w:p>
-        </w:tc>
-      </w:tr>
-    </w:tbl>
-    <w:p/>
-    <w:p>
-      <w:pPr>
-        <w:pStyle w:val="Heading2"/>
-        <w:spacing w:before="160" w:after="80"/>
-      </w:pPr>
-      <w:r>
-        <w:t>Ablauf</w:t>
-      </w:r>
-    </w:p>
-    <w:p>
-      <w:pPr>
-        <w:pStyle w:val="ListNumber"/>
-        <w:spacing w:before="0" w:after="60" w:line="260" w:lineRule="exact"/>
-      </w:pPr>
-      <w:r>
-        <w:t>Bestellung wird in BeSy genehmigt (Status APPROVED → SENT)</w:t>
-      </w:r>
-    </w:p>
-    <w:p>
-      <w:pPr>
-        <w:pStyle w:val="ListNumber"/>
-        <w:spacing w:before="0" w:after="60" w:line="260" w:lineRule="exact"/>
-      </w:pPr>
-      <w:r>
-        <w:t>BeSy-Backend baut einen InsyOrderRequestDTO aus den Bestelldaten zusammen</w:t>
-      </w:r>
-    </w:p>
-    <w:p>
-      <w:pPr>
-        <w:pStyle w:val="ListNumber"/>
-        <w:spacing w:before="0" w:after="60" w:line="260" w:lineRule="exact"/>
-      </w:pPr>
-      <w:r>
-        <w:t>Der InsyService sendet die Anfrage an die konfigurierte INSY-API-URL</w:t>
-      </w:r>
-    </w:p>
-    <w:p>
-      <w:pPr>
-        <w:pStyle w:val="ListNumber"/>
-        <w:spacing w:before="0" w:after="60" w:line="260" w:lineRule="exact"/>
-      </w:pPr>
-      <w:r>
-        <w:t>INSY verarbeitet die Bestellung und gibt eine Bestätigung zurück</w:t>
-      </w:r>
-    </w:p>
-    <w:p>
-      <w:pPr>
-        <w:pStyle w:val="ListNumber"/>
-        <w:spacing w:before="0" w:after="60" w:line="260" w:lineRule="exact"/>
-      </w:pPr>
-      <w:r>
-        <w:t>Der Status in BeSy wird entsprechend aktualisiert</w:t>
-      </w:r>
-    </w:p>
-    <w:p>
-      <w:pPr>
-        <w:pStyle w:val="Heading2"/>
-        <w:spacing w:before="160" w:after="80"/>
-      </w:pPr>
-      <w:r>
-        <w:t>Konfigurationsparameter</w:t>
-      </w:r>
-    </w:p>
-    <w:tbl>
-      <w:tblPr>
-        <w:tblStyle w:val="TableGrid"/>
-        <w:tblW w:type="auto" w:w="0"/>
-        <w:tblLook w:firstColumn="1" w:firstRow="1" w:lastColumn="0" w:lastRow="0" w:noHBand="0" w:noVBand="1" w:val="04A0"/>
-      </w:tblPr>
-      <w:tblGrid>
-        <w:gridCol w:w="4561"/>
-        <w:gridCol w:w="4561"/>
-      </w:tblGrid>
-      <w:tr>
-        <w:tc>
-          <w:tcPr>
-            <w:tcW w:type="dxa" w:w="4561"/>
-          </w:tcPr>
-          <w:p>
-            <w:r>
-              <w:rPr>
-                <w:b/>
-              </w:rPr>
-              <w:t>Parameter</w:t>
-            </w:r>
-          </w:p>
-        </w:tc>
-        <w:tc>
-          <w:tcPr>
-            <w:tcW w:type="dxa" w:w="4561"/>
-          </w:tcPr>
-          <w:p>
-            <w:r>
-              <w:rPr>
-                <w:b/>
-              </w:rPr>
-              <w:t>Beispielwert</w:t>
+              <w:t>Bestellung vollständig erstellt (Constraints geprüft)</w:t>
             </w:r>
           </w:p>
         </w:tc>
@@ -2999,21 +2053,21 @@
       <w:tr>
         <w:tc>
           <w:tcPr>
-            <w:tcW w:type="dxa" w:w="4561"/>
+            <w:tcW w:type="dxa" w:w="4320"/>
           </w:tcPr>
           <w:p>
             <w:r>
-              <w:t>insy.api.base-url</w:t>
+              <w:t>APPROVALS_RECEIVED</w:t>
             </w:r>
           </w:p>
         </w:tc>
         <w:tc>
           <w:tcPr>
-            <w:tcW w:type="dxa" w:w="4561"/>
+            <w:tcW w:type="dxa" w:w="4320"/>
           </w:tcPr>
           <w:p>
             <w:r>
-              <w:t>https://api.test.insy.hs-esslingen.com</w:t>
+              <w:t>Alle Zustimmungen erteilt</w:t>
             </w:r>
           </w:p>
         </w:tc>
@@ -3021,21 +2075,21 @@
       <w:tr>
         <w:tc>
           <w:tcPr>
-            <w:tcW w:type="dxa" w:w="4561"/>
+            <w:tcW w:type="dxa" w:w="4320"/>
           </w:tcPr>
           <w:p>
             <w:r>
-              <w:t>insy.api.orders-url</w:t>
+              <w:t>APPROVED</w:t>
             </w:r>
           </w:p>
         </w:tc>
         <w:tc>
           <w:tcPr>
-            <w:tcW w:type="dxa" w:w="4561"/>
+            <w:tcW w:type="dxa" w:w="4320"/>
           </w:tcPr>
           <w:p>
             <w:r>
-              <w:t>/orders</w:t>
+              <w:t>Vom Dekan abgesegnet</w:t>
             </w:r>
           </w:p>
         </w:tc>
@@ -3043,21 +2097,21 @@
       <w:tr>
         <w:tc>
           <w:tcPr>
-            <w:tcW w:type="dxa" w:w="4561"/>
+            <w:tcW w:type="dxa" w:w="4320"/>
           </w:tcPr>
           <w:p>
             <w:r>
-              <w:t>insy.api.client.name</w:t>
+              <w:t>SENT</w:t>
             </w:r>
           </w:p>
         </w:tc>
         <w:tc>
           <w:tcPr>
-            <w:tcW w:type="dxa" w:w="4561"/>
+            <w:tcW w:type="dxa" w:w="4320"/>
           </w:tcPr>
           <w:p>
             <w:r>
-              <w:t>besy-for-insy-client</w:t>
+              <w:t>Abgeschickt</w:t>
             </w:r>
           </w:p>
         </w:tc>
@@ -3065,219 +2119,494 @@
       <w:tr>
         <w:tc>
           <w:tcPr>
-            <w:tcW w:type="dxa" w:w="4561"/>
+            <w:tcW w:type="dxa" w:w="4320"/>
           </w:tcPr>
           <w:p>
             <w:r>
-              <w:t>Authentifizierungsprotokoll</w:t>
+              <w:t>SETTLED</w:t>
             </w:r>
           </w:p>
         </w:tc>
         <w:tc>
           <w:tcPr>
-            <w:tcW w:type="dxa" w:w="4561"/>
+            <w:tcW w:type="dxa" w:w="4320"/>
           </w:tcPr>
           <w:p>
             <w:r>
-              <w:t>oauth2 oder basic</w:t>
+              <w:t>Abgerechnet</w:t>
+            </w:r>
+          </w:p>
+        </w:tc>
+      </w:tr>
+      <w:tr>
+        <w:tc>
+          <w:tcPr>
+            <w:tcW w:type="dxa" w:w="4320"/>
+          </w:tcPr>
+          <w:p>
+            <w:r>
+              <w:t>ARCHIVED</w:t>
+            </w:r>
+          </w:p>
+        </w:tc>
+        <w:tc>
+          <w:tcPr>
+            <w:tcW w:type="dxa" w:w="4320"/>
+          </w:tcPr>
+          <w:p>
+            <w:r>
+              <w:t>Archiviert</w:t>
+            </w:r>
+          </w:p>
+        </w:tc>
+      </w:tr>
+      <w:tr>
+        <w:tc>
+          <w:tcPr>
+            <w:tcW w:type="dxa" w:w="4320"/>
+          </w:tcPr>
+          <w:p>
+            <w:r>
+              <w:t>DELETED</w:t>
+            </w:r>
+          </w:p>
+        </w:tc>
+        <w:tc>
+          <w:tcPr>
+            <w:tcW w:type="dxa" w:w="4320"/>
+          </w:tcPr>
+          <w:p>
+            <w:r>
+              <w:t>Gelöscht</w:t>
             </w:r>
           </w:p>
         </w:tc>
       </w:tr>
     </w:tbl>
-    <w:p/>
     <w:p>
+      <w:pPr>
+        <w:pStyle w:val="Heading2"/>
+      </w:pPr>
       <w:r>
-        <w:br w:type="page"/>
+        <w:t>5.4  Personen- und Adressverwaltung</w:t>
       </w:r>
     </w:p>
     <w:p>
-      <w:pPr>
-        <w:pStyle w:val="Heading1"/>
-        <w:spacing w:before="240" w:after="80"/>
-      </w:pPr>
       <w:r>
-        <w:t>9  Paperless-Anbindung</w:t>
+        <w:rPr>
+          <w:b/>
+        </w:rPr>
+        <w:t xml:space="preserve">Problem: </w:t>
+      </w:r>
+      <w:r>
+        <w:t>Bestellende Personen und ihre Adressen mussten im Altsystem manuell und redundant eingegeben werden.</w:t>
+      </w:r>
+    </w:p>
+    <w:p>
+      <w:r>
+        <w:rPr>
+          <w:b/>
+        </w:rPr>
+        <w:t xml:space="preserve">Lösung: </w:t>
+      </w:r>
+      <w:r>
+        <w:t>Personen und Adressen werden als eigene Entitäten verwaltet und können bei Bestellungen referenziert werden. Dadurch entfällt doppelte Dateneingabe und die Konsistenz wird gewährleistet.</w:t>
       </w:r>
     </w:p>
     <w:p>
       <w:pPr>
         <w:pStyle w:val="Heading2"/>
-        <w:spacing w:before="160" w:after="80"/>
       </w:pPr>
       <w:r>
-        <w:t>Problem</w:t>
+        <w:t>5.5  Lieferantenverwaltung</w:t>
       </w:r>
     </w:p>
     <w:p>
-      <w:pPr>
-        <w:spacing w:before="0" w:after="120" w:line="280" w:lineRule="exact"/>
-      </w:pPr>
       <w:r>
         <w:rPr>
-          <w:b w:val="0"/>
-          <w:i w:val="0"/>
+          <w:b/>
         </w:rPr>
-        <w:t>Im Bestellprozess entstehen Dokumente wie Rechnungen, die digital archiviert und durchsuchbar sein sollen. Eine einfache Ablage von Dateien auf dem Server bietet keine strukturierte Suche, keine OCR-Texterkennung und keine benutzerfreundliche Oberfläche für die Verwaltung.</w:t>
+        <w:t xml:space="preserve">Problem: </w:t>
+      </w:r>
+      <w:r>
+        <w:t>Lieferantendaten wurden nicht zentral gepflegt.</w:t>
+      </w:r>
+    </w:p>
+    <w:p>
+      <w:r>
+        <w:rPr>
+          <w:b/>
+        </w:rPr>
+        <w:t xml:space="preserve">Lösung: </w:t>
+      </w:r>
+      <w:r>
+        <w:t>Lieferanten sind als eigenständige Entität mit Attributen (Name, Adresse, Kontakt, MwSt.-ID, bevorzugter Status, Deaktivierungsdatum usw.) modelliert. Über die SupplierController-Endpunkte können Lieferanten verwaltet und Bestellungen zugeordnet werden.</w:t>
       </w:r>
     </w:p>
     <w:p>
       <w:pPr>
         <w:pStyle w:val="Heading2"/>
-        <w:spacing w:before="160" w:after="80"/>
       </w:pPr>
       <w:r>
-        <w:t>Lösung</w:t>
+        <w:t>5.6  Kostenstellen</w:t>
       </w:r>
     </w:p>
     <w:p>
-      <w:pPr>
-        <w:spacing w:before="0" w:after="120" w:line="280" w:lineRule="exact"/>
-      </w:pPr>
       <w:r>
         <w:rPr>
-          <w:b w:val="0"/>
-          <w:i w:val="0"/>
+          <w:b/>
         </w:rPr>
-        <w:t>BeSy ist mit Paperless-ngx integriert – einem Open-Source-System zur papierlosen Dokumentenverwaltung mit OCR-Unterstützung. Über eine REST-API können Dokumente (z. B. Rechnungs-PDFs) in Paperless hochgeladen und mit Bestelldatensätzen in BeSy verknüpft werden.</w:t>
+        <w:t xml:space="preserve">Problem: </w:t>
+      </w:r>
+      <w:r>
+        <w:t>Kostenstellen mussten manuell in jede Bestellung eingetragen werden.</w:t>
+      </w:r>
+    </w:p>
+    <w:p>
+      <w:r>
+        <w:rPr>
+          <w:b/>
+        </w:rPr>
+        <w:t xml:space="preserve">Lösung: </w:t>
+      </w:r>
+      <w:r>
+        <w:t>Kostenstellen (CostCenter) werden zentral verwaltet (mit Gültigkeitszeitraum und Kommentar) und können einer Bestellung als primäre oder sekundäre Kostenstelle zugewiesen werden.</w:t>
       </w:r>
     </w:p>
     <w:p>
       <w:pPr>
         <w:pStyle w:val="Heading2"/>
-        <w:spacing w:before="160" w:after="80"/>
       </w:pPr>
       <w:r>
-        <w:t>Ablauf beim Rechnungsupload</w:t>
+        <w:t>5.7  Angebote und Rechnungen</w:t>
       </w:r>
     </w:p>
     <w:p>
-      <w:pPr>
-        <w:pStyle w:val="ListNumber"/>
-        <w:spacing w:before="0" w:after="60" w:line="260" w:lineRule="exact"/>
-      </w:pPr>
       <w:r>
-        <w:t>Benutzer lädt eine Rechnungs-PDF über die BeSy-API hoch</w:t>
+        <w:rPr>
+          <w:b/>
+        </w:rPr>
+        <w:t xml:space="preserve">Problem: </w:t>
+      </w:r>
+      <w:r>
+        <w:t>Im Altsystem gab es keine strukturierte Verwaltung von Angeboten und Rechnungen zu einer Bestellung.</w:t>
       </w:r>
     </w:p>
     <w:p>
-      <w:pPr>
-        <w:pStyle w:val="ListNumber"/>
-        <w:spacing w:before="0" w:after="60" w:line="260" w:lineRule="exact"/>
-      </w:pPr>
       <w:r>
-        <w:t>BeSy übergibt die Datei an Paperless-ngx via REST</w:t>
+        <w:rPr>
+          <w:b/>
+        </w:rPr>
+        <w:t xml:space="preserve">Lösung: </w:t>
       </w:r>
-    </w:p>
-    <w:p>
-      <w:pPr>
-        <w:pStyle w:val="ListNumber"/>
-        <w:spacing w:before="0" w:after="60" w:line="260" w:lineRule="exact"/>
-      </w:pPr>
       <w:r>
-        <w:t>Paperless verarbeitet das Dokument asynchron (OCR, Klassifizierung)</w:t>
-      </w:r>
-    </w:p>
-    <w:p>
-      <w:pPr>
-        <w:pStyle w:val="ListNumber"/>
-        <w:spacing w:before="0" w:after="60" w:line="260" w:lineRule="exact"/>
-      </w:pPr>
-      <w:r>
-        <w:t>BeSy fragt den Verarbeitungsstatus regelmäßig ab (Retry-Mechanismus: 6 Versuche, max. 5 s Wartezeit)</w:t>
-      </w:r>
-    </w:p>
-    <w:p>
-      <w:pPr>
-        <w:pStyle w:val="ListNumber"/>
-        <w:spacing w:before="0" w:after="60" w:line="260" w:lineRule="exact"/>
-      </w:pPr>
-      <w:r>
-        <w:t>Sobald Paperless die Dokument-ID liefert, wird sie in der Invoice-Entität gespeichert</w:t>
-      </w:r>
-    </w:p>
-    <w:p>
-      <w:pPr>
-        <w:pStyle w:val="ListNumber"/>
-        <w:spacing w:before="0" w:after="60" w:line="260" w:lineRule="exact"/>
-      </w:pPr>
-      <w:r>
-        <w:t>Über die gespeicherte ID kann das Dokument direkt in Paperless aufgerufen werden</w:t>
+        <w:t>Angebote (Quotation) und Rechnungen (Invoice) sind eigene Entitäten, die einer Bestellung zugeordnet werden. Rechnungen werden zudem automatisch in Paperless-ngx archiviert.</w:t>
       </w:r>
     </w:p>
     <w:p>
       <w:pPr>
         <w:pStyle w:val="Heading2"/>
-        <w:spacing w:before="160" w:after="80"/>
       </w:pPr>
       <w:r>
-        <w:t>Funktionen der Anbindung</w:t>
+        <w:t>5.8  PDF-Generierung</w:t>
+      </w:r>
+    </w:p>
+    <w:p>
+      <w:r>
+        <w:rPr>
+          <w:b/>
+        </w:rPr>
+        <w:t xml:space="preserve">Problem: </w:t>
+      </w:r>
+      <w:r>
+        <w:t>Bestellformulare mussten manuell ausgefüllt werden.</w:t>
+      </w:r>
+    </w:p>
+    <w:p>
+      <w:r>
+        <w:rPr>
+          <w:b/>
+        </w:rPr>
+        <w:t xml:space="preserve">Lösung: </w:t>
+      </w:r>
+      <w:r>
+        <w:t>Der OrderPDFService füllt automatisch ein PDF-Bestellformular anhand der gespeicherten Bestelldaten aus. Das ausgefüllte Dokument kann per API-Endpunkt heruntergeladen werden. Als Grundlage dient eine vorbereitete PDF-Vorlage, die mit Apache PDFBox befüllt wird.</w:t>
+      </w:r>
+    </w:p>
+    <w:p>
+      <w:pPr>
+        <w:pStyle w:val="Heading2"/>
+      </w:pPr>
+      <w:r>
+        <w:t>5.9  Insy-Integration</w:t>
+      </w:r>
+    </w:p>
+    <w:p>
+      <w:r>
+        <w:rPr>
+          <w:b/>
+        </w:rPr>
+        <w:t xml:space="preserve">Problem: </w:t>
+      </w:r>
+      <w:r>
+        <w:t>Genehmigte Bestellungen mussten manuell in das externe System Insy übertragen werden.</w:t>
+      </w:r>
+    </w:p>
+    <w:p>
+      <w:r>
+        <w:rPr>
+          <w:b/>
+        </w:rPr>
+        <w:t xml:space="preserve">Lösung: </w:t>
+      </w:r>
+      <w:r>
+        <w:t>Der InsyService übermittelt Bestelldaten automatisch an Insy, sobald eine Bestellung den Status APPROVED erreicht hat. Die Anbindung unterstützt zwei Authentifizierungsverfahren (OAuth2 und Basic Auth), die über eine Konfigurationsvariable umschaltbar sind. Dadurch entfällt der manuelle Übertragungsschritt vollständig.</w:t>
+      </w:r>
+    </w:p>
+    <w:p>
+      <w:pPr>
+        <w:pStyle w:val="Heading2"/>
+      </w:pPr>
+      <w:r>
+        <w:t>5.10  Paperless-ngx-Integration</w:t>
+      </w:r>
+    </w:p>
+    <w:p>
+      <w:r>
+        <w:rPr>
+          <w:b/>
+        </w:rPr>
+        <w:t xml:space="preserve">Problem: </w:t>
+      </w:r>
+      <w:r>
+        <w:t>Bestelldokumente und Rechnungen wurden nicht systematisch digital archiviert.</w:t>
+      </w:r>
+    </w:p>
+    <w:p>
+      <w:r>
+        <w:rPr>
+          <w:b/>
+        </w:rPr>
+        <w:t xml:space="preserve">Lösung: </w:t>
+      </w:r>
+      <w:r>
+        <w:t>Der PaperlessService lädt generierte PDF-Dokumente und Rechnungen automatisch in Paperless-ngx hoch. Ein PaperlessRetryService stellt sicher, dass fehlgeschlagene Uploads wiederholt werden (6 Versuche, max. 5 s Wartezeit). Die gespeicherte Paperless-Dokument-ID ermöglicht direkten Zugriff auf archivierte Dokumente.</w:t>
+      </w:r>
+    </w:p>
+    <w:p>
+      <w:pPr>
+        <w:pStyle w:val="Heading2"/>
+      </w:pPr>
+      <w:r>
+        <w:t>5.11  Authentifizierung und Autorisierung</w:t>
+      </w:r>
+    </w:p>
+    <w:p>
+      <w:r>
+        <w:rPr>
+          <w:b/>
+        </w:rPr>
+        <w:t xml:space="preserve">Problem: </w:t>
+      </w:r>
+      <w:r>
+        <w:t>Das Altsystem bot keine moderne, sichere Authentifizierung.</w:t>
+      </w:r>
+    </w:p>
+    <w:p>
+      <w:r>
+        <w:rPr>
+          <w:b/>
+        </w:rPr>
+        <w:t xml:space="preserve">Lösung: </w:t>
+      </w:r>
+      <w:r>
+        <w:t>Die API ist vollständig durch OAuth2/JWT via Keycloak abgesichert. Keycloak ist die bewährte Identity-Management-Lösung, die bereits im INSY-Verbund der Hochschule Esslingen betrieben wird. Benutzer werden über ihren Keycloak-UUID identifiziert und können im System als User-Entität geführt werden. Aktuell sind zwei Rollen definiert: orderer (Standardbenutzer) und dekan (mit Genehmigungsrecht).</w:t>
+      </w:r>
+    </w:p>
+    <w:p>
+      <w:pPr>
+        <w:pStyle w:val="Heading2"/>
+      </w:pPr>
+      <w:r>
+        <w:t>5.12  REST-API und Swagger-Dokumentation</w:t>
+      </w:r>
+    </w:p>
+    <w:p>
+      <w:r>
+        <w:rPr>
+          <w:b/>
+        </w:rPr>
+        <w:t xml:space="preserve">Problem: </w:t>
+      </w:r>
+      <w:r>
+        <w:t>Das Altsystem hatte keine maschinenlesbare API-Dokumentation. Ein REST-Backend mit vielen Endpunkten ist für Frontend-Entwickler und Tester schwierig zu verstehen, wenn keine strukturierte Dokumentation vorhanden ist.</w:t>
+      </w:r>
+    </w:p>
+    <w:p>
+      <w:r>
+        <w:rPr>
+          <w:b/>
+        </w:rPr>
+        <w:t xml:space="preserve">Lösung: </w:t>
+      </w:r>
+      <w:r>
+        <w:t>Alle Endpunkte sind als RESTful API nach OpenAPI 3 spezifiziert und über Swagger UI erreichbar. BeSy nutzt Springdoc zur automatischen Generierung einer interaktiven API-Dokumentation. Abbildung 4 zeigt einen Ausschnitt der generierten Swagger-Dokumentation:</w:t>
+      </w:r>
+    </w:p>
+    <w:p>
+      <w:pPr>
+        <w:jc w:val="center"/>
+      </w:pPr>
+      <w:r>
+        <w:drawing>
+          <wp:inline xmlns:a="http://schemas.openxmlformats.org/drawingml/2006/main" xmlns:pic="http://schemas.openxmlformats.org/drawingml/2006/picture">
+            <wp:extent cx="5040000" cy="2485875"/>
+            <wp:docPr id="4" name="Picture 4"/>
+            <wp:cNvGraphicFramePr>
+              <a:graphicFrameLocks noChangeAspect="1"/>
+            </wp:cNvGraphicFramePr>
+            <a:graphic>
+              <a:graphicData uri="http://schemas.openxmlformats.org/drawingml/2006/picture">
+                <pic:pic>
+                  <pic:nvPicPr>
+                    <pic:cNvPr id="0" name="Screenshot 2026-03-01 at 14-19-25 Swagger UI.png"/>
+                    <pic:cNvPicPr/>
+                  </pic:nvPicPr>
+                  <pic:blipFill>
+                    <a:blip r:embed="rId12"/>
+                    <a:stretch>
+                      <a:fillRect/>
+                    </a:stretch>
+                  </pic:blipFill>
+                  <pic:spPr>
+                    <a:xfrm>
+                      <a:off x="0" y="0"/>
+                      <a:ext cx="5040000" cy="2485875"/>
+                    </a:xfrm>
+                    <a:prstGeom prst="rect"/>
+                  </pic:spPr>
+                </pic:pic>
+              </a:graphicData>
+            </a:graphic>
+          </wp:inline>
+        </w:drawing>
+      </w:r>
+    </w:p>
+    <w:p>
+      <w:pPr>
+        <w:jc w:val="center"/>
+      </w:pPr>
+      <w:r>
+        <w:rPr>
+          <w:i/>
+          <w:sz w:val="20"/>
+        </w:rPr>
+        <w:t>Abb. 4 – Ausschnitt der Swagger-API-Dokumentation</w:t>
+      </w:r>
+    </w:p>
+    <w:p>
+      <w:r>
+        <w:t>Funktionsumfang der Swagger-Integration:</w:t>
       </w:r>
     </w:p>
     <w:p>
       <w:pPr>
         <w:pStyle w:val="ListBullet"/>
-        <w:spacing w:before="0" w:after="60" w:line="260" w:lineRule="exact"/>
       </w:pPr>
       <w:r>
-        <w:t>Upload von PDFs zu Paperless</w:t>
+        <w:t>Alle REST-Endpunkte mit HTTP-Methoden, Parametern und Antwort-Schemata</w:t>
       </w:r>
     </w:p>
     <w:p>
       <w:pPr>
         <w:pStyle w:val="ListBullet"/>
-        <w:spacing w:before="0" w:after="60" w:line="260" w:lineRule="exact"/>
       </w:pPr>
       <w:r>
-        <w:t>Abfrage des Verarbeitungsstatus (Task-basiertes Polling)</w:t>
+        <w:t>Interaktives Testen direkt im Browser</w:t>
       </w:r>
     </w:p>
     <w:p>
       <w:pPr>
         <w:pStyle w:val="ListBullet"/>
-        <w:spacing w:before="0" w:after="60" w:line="260" w:lineRule="exact"/>
       </w:pPr>
       <w:r>
-        <w:t>Vorschau und Download von Dokumenten direkt über BeSy</w:t>
+        <w:t>OAuth2-Login via Keycloak innerhalb der Swagger-UI</w:t>
       </w:r>
     </w:p>
     <w:p>
       <w:pPr>
         <w:pStyle w:val="ListBullet"/>
-        <w:spacing w:before="0" w:after="60" w:line="260" w:lineRule="exact"/>
       </w:pPr>
       <w:r>
-        <w:t>Volltextsuche über Paperless-Autocomplete-API</w:t>
+        <w:t>Maschinenlesbare OpenAPI-Spezifikation als YAML-Datei (docs/api-docs.yml)</w:t>
       </w:r>
     </w:p>
     <w:p>
       <w:pPr>
         <w:pStyle w:val="ListBullet"/>
-        <w:spacing w:before="0" w:after="60" w:line="260" w:lineRule="exact"/>
       </w:pPr>
       <w:r>
-        <w:t>Verknüpfung von Paperless-Dokumenten-IDs mit Invoice-Datensätzen in BeSy</w:t>
+        <w:t>Swagger-Endpunkte sind ohne Authentifizierung zugänglich</w:t>
       </w:r>
     </w:p>
     <w:p>
       <w:pPr>
         <w:pStyle w:val="Heading2"/>
-        <w:spacing w:before="160" w:after="80"/>
       </w:pPr>
       <w:r>
-        <w:t>Infrastruktur</w:t>
+        <w:t>5.13  Repository &amp; Projektstruktur</w:t>
+      </w:r>
+    </w:p>
+    <w:p>
+      <w:r>
+        <w:rPr>
+          <w:b/>
+        </w:rPr>
+        <w:t xml:space="preserve">Problem: </w:t>
+      </w:r>
+      <w:r>
+        <w:t>Ohne eine strukturierte Codeverwaltung wäre es schwierig, Änderungen koordiniert einzupflegen, Fehler auf bestimmte Commits zurückzuverfolgen oder mehrere Entwickler gleichzeitig am Projekt arbeiten zu lassen.</w:t>
+      </w:r>
+    </w:p>
+    <w:p>
+      <w:r>
+        <w:rPr>
+          <w:b/>
+        </w:rPr>
+        <w:t xml:space="preserve">Lösung: </w:t>
+      </w:r>
+      <w:r>
+        <w:t>Der gesamte Quellcode von BeSy wird in einem GitHub-Repository verwaltet. Das Projekt folgt einem klaren Maven-Standard-Layout und ist in thematische Pakete aufgeteilt (controllers/, services/, repositories/, models/, dto/). Die Live-Instanz ist unter https://test.besy.hs-esslingen.com erreichbar, die zugehörige Swagger-UI unter https://swagger.test.besy.hs-esslingen.com.</w:t>
       </w:r>
     </w:p>
     <w:p>
       <w:pPr>
-        <w:spacing w:before="0" w:after="120" w:line="280" w:lineRule="exact"/>
+        <w:pStyle w:val="Heading2"/>
       </w:pPr>
       <w:r>
+        <w:t>5.14  CI/CD Pipeline</w:t>
+      </w:r>
+    </w:p>
+    <w:p>
+      <w:r>
         <w:rPr>
-          <w:b w:val="0"/>
-          <w:i w:val="0"/>
+          <w:b/>
         </w:rPr>
-        <w:t>Paperless-ngx wird als eigener Docker-Container betrieben (paperless/paperless.docker-compose.yml). Die Verbindung zu BeSy erfolgt über eine konfigurierbare API-URL und einen Token.</w:t>
+        <w:t xml:space="preserve">Problem: </w:t>
+      </w:r>
+      <w:r>
+        <w:t>Bei manuellen Build- und Deployment-Prozessen schleichen sich leicht Fehler ein: Tests werden vergessen, falsche Versionen werden deployt oder Abhängigkeiten sind nicht korrekt konfiguriert.</w:t>
+      </w:r>
+    </w:p>
+    <w:p>
+      <w:r>
+        <w:rPr>
+          <w:b/>
+        </w:rPr>
+        <w:t xml:space="preserve">Lösung: </w:t>
+      </w:r>
+      <w:r>
+        <w:t>BeSy verwendet GitHub Actions für eine vollständige CI/CD-Pipeline mit drei Workflows: (1) Automatische Tests (JUnit via mvn clean test) bei jedem Push und Pull Request, (2) Docker-Image auf GitHub Container Registry (ghcr.io), (3) Docker-Image auf Docker Hub. Jede Codeänderung wird automatisch getestet; bei Erfolg wird ein neues Docker-Image gebaut und publiziert.</w:t>
       </w:r>
     </w:p>
     <w:p>
@@ -3288,395 +2617,138 @@
     <w:p>
       <w:pPr>
         <w:pStyle w:val="Heading1"/>
-        <w:spacing w:before="240" w:after="80"/>
       </w:pPr>
       <w:r>
-        <w:t>10  PDF-Export</w:t>
+        <w:t>6  Zusammenfassung</w:t>
       </w:r>
     </w:p>
     <w:p>
       <w:pPr>
         <w:pStyle w:val="Heading2"/>
-        <w:spacing w:before="160" w:after="80"/>
       </w:pPr>
       <w:r>
-        <w:t>Problem</w:t>
+        <w:t>6.1  Fazit</w:t>
       </w:r>
     </w:p>
     <w:p>
-      <w:pPr>
-        <w:spacing w:before="0" w:after="120" w:line="280" w:lineRule="exact"/>
-      </w:pPr>
       <w:r>
-        <w:rPr>
-          <w:b w:val="0"/>
-          <w:i w:val="0"/>
-        </w:rPr>
-        <w:t>Für die Beauftragung eines Lieferanten wird ein offizielles Bestellformular benötigt, das dem Lieferanten per E-Mail oder Post zugesandt werden kann. Das manuelle Ausfüllen von Word- oder PDF-Formularen war fehleranfällig und zeitaufwendig.</w:t>
+        <w:t>Das Ziel des Studienprojekts war die Neuentwicklung des Backends für das Bestellsystem (BeSy) der Fakultät Informatik und Informationstechnik der Hochschule Esslingen auf Basis moderner Technologien. Dieses Ziel wurde vollständig erreicht.</w:t>
+      </w:r>
+    </w:p>
+    <w:p>
+      <w:r>
+        <w:t>Das entstandene Backend auf Basis von Spring Boot 3, PostgreSQL und Keycloak erfüllt sämtliche geforderten Funktionen: Bestellverwaltung mit expliziter Zustandsmaschine, Personen- und Lieferantenverwaltung, Kostenstellen, Angebots- und Rechnungsverwaltung, PDF-Generierung, INSY-Integration, Paperless-ngx-Archivierung, OAuth2-Authentifizierung sowie eine vollständig dokumentierte REST-API. Der geforderte Funktionsumfang wurde darüber hinaus in mehreren Bereichen übertroffen: CI/CD-Pipeline, automatischer Retry-Mechanismus für Paperless-Uploads, bidirektionale INSY-Authentifizierung und rollenbasierte Dekan-Genehmigung waren nicht Teil der ursprünglichen Anforderungen, wurden aber als wichtige Qualitätsmerkmale umgesetzt.</w:t>
+      </w:r>
+    </w:p>
+    <w:p>
+      <w:r>
+        <w:t>Das System ist containerisiert, in einer Testumgebung deployt und über eine öffentlich zugängliche Swagger-UI erreichbar. Die Codebasis ist durch automatisierte Tests abgesichert und folgt klaren Architekturprinzipien, die eine einfache Wartung und Erweiterung ermöglichen.</w:t>
       </w:r>
     </w:p>
     <w:p>
       <w:pPr>
         <w:pStyle w:val="Heading2"/>
-        <w:spacing w:before="160" w:after="80"/>
       </w:pPr>
       <w:r>
-        <w:t>Lösung</w:t>
-      </w:r>
-    </w:p>
-    <w:p>
-      <w:pPr>
-        <w:spacing w:before="0" w:after="120" w:line="280" w:lineRule="exact"/>
-      </w:pPr>
-      <w:r>
-        <w:rPr>
-          <w:b w:val="0"/>
-          <w:i w:val="0"/>
-        </w:rPr>
-        <w:t>BeSy generiert automatisch aus den gespeicherten Bestelldaten ein ausgefülltes PDF-Bestellformular. Dafür wird eine vorbereitete PDF-Vorlage (Bestellformular_V01_empty.pdf) verwendet, die mit Apache PDFBox befüllt wird.</w:t>
-      </w:r>
-    </w:p>
-    <w:p>
-      <w:pPr>
-        <w:pStyle w:val="Heading2"/>
-        <w:spacing w:before="160" w:after="80"/>
-      </w:pPr>
-      <w:r>
-        <w:t>Ablauf</w:t>
-      </w:r>
-    </w:p>
-    <w:p>
-      <w:pPr>
-        <w:pStyle w:val="ListNumber"/>
-        <w:spacing w:before="0" w:after="60" w:line="260" w:lineRule="exact"/>
-      </w:pPr>
-      <w:r>
-        <w:t>Der Benutzer fordert ein Bestell-PDF über die API an</w:t>
-      </w:r>
-    </w:p>
-    <w:p>
-      <w:pPr>
-        <w:pStyle w:val="ListNumber"/>
-        <w:spacing w:before="0" w:after="60" w:line="260" w:lineRule="exact"/>
-      </w:pPr>
-      <w:r>
-        <w:t>Das Backend lädt die leere PDF-Vorlage</w:t>
-      </w:r>
-    </w:p>
-    <w:p>
-      <w:pPr>
-        <w:pStyle w:val="ListNumber"/>
-        <w:spacing w:before="0" w:after="60" w:line="260" w:lineRule="exact"/>
-      </w:pPr>
-      <w:r>
-        <w:t>Alle AcroForm-Felder der Vorlage werden mit den Bestelldaten befüllt:</w:t>
-      </w:r>
-    </w:p>
-    <w:p>
-      <w:pPr>
-        <w:pStyle w:val="ListBullet2"/>
-        <w:spacing w:before="0" w:after="40" w:line="260" w:lineRule="exact"/>
-      </w:pPr>
-      <w:r>
-        <w:t>Absenderadresse der Fakultät (Flandernstraße 101, 73732 Esslingen)</w:t>
-      </w:r>
-    </w:p>
-    <w:p>
-      <w:pPr>
-        <w:pStyle w:val="ListBullet2"/>
-        <w:spacing w:before="0" w:after="40" w:line="260" w:lineRule="exact"/>
-      </w:pPr>
-      <w:r>
-        <w:t>Bestellpositionen (Artikel, Menge, Einzelpreis)</w:t>
-      </w:r>
-    </w:p>
-    <w:p>
-      <w:pPr>
-        <w:pStyle w:val="ListBullet2"/>
-        <w:spacing w:before="0" w:after="40" w:line="260" w:lineRule="exact"/>
-      </w:pPr>
-      <w:r>
-        <w:t>Lieferanteninformationen</w:t>
-      </w:r>
-    </w:p>
-    <w:p>
-      <w:pPr>
-        <w:pStyle w:val="ListBullet2"/>
-        <w:spacing w:before="0" w:after="40" w:line="260" w:lineRule="exact"/>
-      </w:pPr>
-      <w:r>
-        <w:t>Gesamtbetrag inkl. MwSt. (Standard 19 %)</w:t>
-      </w:r>
-    </w:p>
-    <w:p>
-      <w:pPr>
-        <w:pStyle w:val="ListBullet2"/>
-        <w:spacing w:before="0" w:after="40" w:line="260" w:lineRule="exact"/>
-      </w:pPr>
-      <w:r>
-        <w:t>Angebotsinformationen</w:t>
-      </w:r>
-    </w:p>
-    <w:p>
-      <w:pPr>
-        <w:pStyle w:val="ListNumber"/>
-        <w:spacing w:before="0" w:after="60" w:line="260" w:lineRule="exact"/>
-      </w:pPr>
-      <w:r>
-        <w:t>Das ausgefüllte PDF wird als Binärdatei an den Client zurückgegeben</w:t>
-      </w:r>
-    </w:p>
-    <w:p>
-      <w:pPr>
-        <w:pStyle w:val="Heading2"/>
-        <w:spacing w:before="160" w:after="80"/>
-      </w:pPr>
-      <w:r>
-        <w:t>Besonderheiten</w:t>
-      </w:r>
-    </w:p>
-    <w:p>
-      <w:pPr>
-        <w:pStyle w:val="ListBullet"/>
-        <w:spacing w:before="0" w:after="60" w:line="260" w:lineRule="exact"/>
-      </w:pPr>
-      <w:r>
-        <w:t>Die PDF-Vorlage bleibt unverändert auf dem Server – jede Anfrage erzeugt eine neue Instanz</w:t>
-      </w:r>
-    </w:p>
-    <w:p>
-      <w:pPr>
-        <w:pStyle w:val="ListBullet"/>
-        <w:spacing w:before="0" w:after="60" w:line="260" w:lineRule="exact"/>
-      </w:pPr>
-      <w:r>
-        <w:t>Unterstützt Bestellformulare und Rechnungsformulare</w:t>
-      </w:r>
-    </w:p>
-    <w:p>
-      <w:pPr>
-        <w:pStyle w:val="ListBullet"/>
-        <w:spacing w:before="0" w:after="60" w:line="260" w:lineRule="exact"/>
-      </w:pPr>
-      <w:r>
-        <w:t>Das Ausgabeformat ist binär (application/pdf) und direkt druckbar</w:t>
-      </w:r>
-    </w:p>
-    <w:p>
-      <w:pPr>
-        <w:pStyle w:val="ListBullet"/>
-        <w:spacing w:before="0" w:after="60" w:line="260" w:lineRule="exact"/>
-      </w:pPr>
-      <w:r>
-        <w:t>Integration mit Paperless: Das erzeugte PDF kann anschließend in Paperless archiviert werden</w:t>
+        <w:t>6.2  Ausblick</w:t>
       </w:r>
     </w:p>
     <w:p>
       <w:r>
-        <w:br w:type="page"/>
+        <w:t>BeSy befindet sich in aktiver Entwicklung. Die folgenden Erweiterungen sind für zukünftige Iterationen denkbar:</w:t>
       </w:r>
     </w:p>
     <w:p>
-      <w:pPr>
-        <w:pStyle w:val="Heading1"/>
-        <w:spacing w:before="240" w:after="80"/>
-      </w:pPr>
       <w:r>
-        <w:t>11  Ausblick</w:t>
+        <w:rPr>
+          <w:b/>
+        </w:rPr>
+        <w:t xml:space="preserve">Erweiterte Berichts- und Analysefunktionen: </w:t>
+      </w:r>
+      <w:r>
+        <w:t>Eine Dashboard-Funktion könnte Überblicke über offene Bestellungen, Ausgaben je Kostenstelle oder Lieferantenbewertungen liefern.</w:t>
       </w:r>
     </w:p>
     <w:p>
-      <w:pPr>
-        <w:spacing w:before="0" w:after="120" w:line="280" w:lineRule="exact"/>
-      </w:pPr>
       <w:r>
         <w:rPr>
-          <w:b w:val="0"/>
-          <w:i w:val="0"/>
+          <w:b/>
         </w:rPr>
-        <w:t>BeSy befindet sich in aktiver Entwicklung. Die folgende Übersicht gibt einen Einblick in mögliche Weiterentwicklungen, die aus den bisherigen Erfahrungen und Rückmeldungen der Nutzer resultieren.</w:t>
+        <w:t xml:space="preserve">Benachrichtigungssystem: </w:t>
+      </w:r>
+      <w:r>
+        <w:t>Automatische E-Mail- oder Push-Benachrichtigungen bei Statusänderungen würden den manuellen Kommunikationsaufwand deutlich reduzieren.</w:t>
       </w:r>
     </w:p>
     <w:p>
-      <w:pPr>
-        <w:pStyle w:val="Heading2"/>
-        <w:spacing w:before="160" w:after="80"/>
-      </w:pPr>
       <w:r>
-        <w:t>Mögliche Erweiterungen</w:t>
+        <w:rPr>
+          <w:b/>
+        </w:rPr>
+        <w:t xml:space="preserve">Mehrsprachigkeit (i18n): </w:t>
+      </w:r>
+      <w:r>
+        <w:t>Eine Internationalisierung für deutsche Fehlertexte und Benachrichtigungen wäre für den produktiven Betrieb wünschenswert.</w:t>
       </w:r>
     </w:p>
     <w:p>
-      <w:pPr>
-        <w:pStyle w:val="Heading3"/>
-        <w:spacing w:before="160" w:after="80"/>
-      </w:pPr>
       <w:r>
-        <w:t>Erweiterte Berichts- und Analysefunktionen</w:t>
+        <w:rPr>
+          <w:b/>
+        </w:rPr>
+        <w:t xml:space="preserve">Erweiterung der Rollen: </w:t>
+      </w:r>
+      <w:r>
+        <w:t>Neben Besteller und Dekan könnten weitere Rollen eingeführt werden, z. B. Sachbearbeiter oder Einkauf.</w:t>
       </w:r>
     </w:p>
     <w:p>
-      <w:pPr>
-        <w:spacing w:before="0" w:after="120" w:line="280" w:lineRule="exact"/>
-      </w:pPr>
       <w:r>
         <w:rPr>
-          <w:b w:val="0"/>
-          <w:i w:val="0"/>
+          <w:b/>
         </w:rPr>
-        <w:t>Derzeit gibt es keinen integrierten Reporting-Mechanismus. Eine Dashboard-Funktion könnte Überblicke über offene Bestellungen, Ausgaben je Kostenstelle oder Lieferantenbewertungen liefern.</w:t>
+        <w:t xml:space="preserve">Bidirektionale INSY-Integration: </w:t>
+      </w:r>
+      <w:r>
+        <w:t>Webhooks oder ein Polling-Mechanismus könnten Statusupdates aus INSY automatisch in BeSy einspielen.</w:t>
       </w:r>
     </w:p>
     <w:p>
-      <w:pPr>
-        <w:pStyle w:val="Heading3"/>
-        <w:spacing w:before="160" w:after="80"/>
-      </w:pPr>
       <w:r>
-        <w:t>Benachrichtigungssystem</w:t>
+        <w:rPr>
+          <w:b/>
+        </w:rPr>
+        <w:t xml:space="preserve">Automatische Archivierung: </w:t>
+      </w:r>
+      <w:r>
+        <w:t>Ein geplanter Job könnte Bestellungen nach einer definierten Frist automatisch in den Status ARCHIVED überführen.</w:t>
       </w:r>
     </w:p>
     <w:p>
-      <w:pPr>
-        <w:spacing w:before="0" w:after="120" w:line="280" w:lineRule="exact"/>
-      </w:pPr>
       <w:r>
         <w:rPr>
-          <w:b w:val="0"/>
-          <w:i w:val="0"/>
+          <w:b/>
         </w:rPr>
-        <w:t>Automatische E-Mail- oder Push-Benachrichtigungen bei Statusänderungen (z. B. wenn eine Bestellung auf Genehmigung wartet) würden den manuellen Kommunikationsaufwand deutlich reduzieren.</w:t>
+        <w:t xml:space="preserve">Erweiterte Paperless-Integration: </w:t>
+      </w:r>
+      <w:r>
+        <w:t>Zukünftig könnten auch Angebotsformulare automatisch in Paperless hochgeladen und mit den entsprechenden Bestellungen verknüpft werden.</w:t>
       </w:r>
     </w:p>
     <w:p>
-      <w:pPr>
-        <w:pStyle w:val="Heading3"/>
-        <w:spacing w:before="160" w:after="80"/>
-      </w:pPr>
-      <w:r>
-        <w:t>Mehrsprachigkeit</w:t>
-      </w:r>
-    </w:p>
-    <w:p>
-      <w:pPr>
-        <w:spacing w:before="0" w:after="120" w:line="280" w:lineRule="exact"/>
-      </w:pPr>
       <w:r>
         <w:rPr>
-          <w:b w:val="0"/>
-          <w:i w:val="0"/>
+          <w:b/>
         </w:rPr>
-        <w:t>Das Backend gibt aktuell Fehlermeldungen hauptsächlich auf Englisch aus. Eine Internationalisierung (i18n) für deutsche Fehlertexte und Benachrichtigungen wäre für den produktiven Betrieb wünschenswert.</w:t>
+        <w:t xml:space="preserve">Frontend-Integration: </w:t>
       </w:r>
-    </w:p>
-    <w:p>
-      <w:pPr>
-        <w:pStyle w:val="Heading3"/>
-        <w:spacing w:before="160" w:after="80"/>
-      </w:pPr>
       <w:r>
-        <w:t>Erweiterung der Rollen</w:t>
-      </w:r>
-    </w:p>
-    <w:p>
-      <w:pPr>
-        <w:spacing w:before="0" w:after="120" w:line="280" w:lineRule="exact"/>
-      </w:pPr>
-      <w:r>
-        <w:rPr>
-          <w:b w:val="0"/>
-          <w:i w:val="0"/>
-        </w:rPr>
-        <w:t>Neben Besteller und Dekan könnten weitere Rollen eingeführt werden, z. B. Sachbearbeiter (eingeschränkte Bearbeitungsrechte) oder Einkauf (zuständig für Lieferantenpflege und Preisverhandlung).</w:t>
-      </w:r>
-    </w:p>
-    <w:p>
-      <w:pPr>
-        <w:pStyle w:val="Heading3"/>
-        <w:spacing w:before="160" w:after="80"/>
-      </w:pPr>
-      <w:r>
-        <w:t>Verbesserte INSY-Rückmeldung</w:t>
-      </w:r>
-    </w:p>
-    <w:p>
-      <w:pPr>
-        <w:spacing w:before="0" w:after="120" w:line="280" w:lineRule="exact"/>
-      </w:pPr>
-      <w:r>
-        <w:rPr>
-          <w:b w:val="0"/>
-          <w:i w:val="0"/>
-        </w:rPr>
-        <w:t>Aktuell wird der Status nach dem Senden an INSY manuell weitergeführt. Eine bidirektionale INSY-Integration (z. B. Webhooks) könnte Statusupdates aus INSY automatisch in BeSy einspielen.</w:t>
-      </w:r>
-    </w:p>
-    <w:p>
-      <w:pPr>
-        <w:pStyle w:val="Heading3"/>
-        <w:spacing w:before="160" w:after="80"/>
-      </w:pPr>
-      <w:r>
-        <w:t>Automatische Archivierung abgeschlossener Bestellungen</w:t>
-      </w:r>
-    </w:p>
-    <w:p>
-      <w:pPr>
-        <w:spacing w:before="0" w:after="120" w:line="280" w:lineRule="exact"/>
-      </w:pPr>
-      <w:r>
-        <w:rPr>
-          <w:b w:val="0"/>
-          <w:i w:val="0"/>
-        </w:rPr>
-        <w:t>Ein geplanter Job (z. B. Spring Scheduler) könnte Bestellungen nach einer definierten Frist automatisch in den Status ARCHIVED überführen und damit die aktive Datenbanklast reduzieren.</w:t>
-      </w:r>
-    </w:p>
-    <w:p>
-      <w:pPr>
-        <w:pStyle w:val="Heading3"/>
-        <w:spacing w:before="160" w:after="80"/>
-      </w:pPr>
-      <w:r>
-        <w:t>Erweiterte Paperless-Integration</w:t>
-      </w:r>
-    </w:p>
-    <w:p>
-      <w:pPr>
-        <w:spacing w:before="0" w:after="120" w:line="280" w:lineRule="exact"/>
-      </w:pPr>
-      <w:r>
-        <w:rPr>
-          <w:b w:val="0"/>
-          <w:i w:val="0"/>
-        </w:rPr>
-        <w:t>Zukünftig könnten auch Angebotsformulare (Quotations) automatisch in Paperless hochgeladen und mit den entsprechenden Bestellungen verknüpft werden – nicht nur Rechnungen.</w:t>
-      </w:r>
-    </w:p>
-    <w:p>
-      <w:pPr>
-        <w:pStyle w:val="Heading3"/>
-        <w:spacing w:before="160" w:after="80"/>
-      </w:pPr>
-      <w:r>
-        <w:t>Frontend-Integration vertiefen</w:t>
-      </w:r>
-    </w:p>
-    <w:p>
-      <w:pPr>
-        <w:spacing w:before="0" w:after="120" w:line="280" w:lineRule="exact"/>
-      </w:pPr>
-      <w:r>
-        <w:rPr>
-          <w:b w:val="0"/>
-          <w:i w:val="0"/>
-        </w:rPr>
-        <w:t>Die Swagger-UI bietet einen guten Einstieg, ist aber kein Ersatz für ein vollständig implementiertes Frontend. Eine engere Verzahnung der Backend-API mit dem BeSy-Frontend (separates Projekt) bleibt ein fortlaufendes Ziel.</w:t>
+        <w:t>Eine engere Verzahnung der Backend-API mit einem BeSy-Frontend bleibt ein zentrales Entwicklungsziel.</w:t>
       </w:r>
     </w:p>
     <w:sectPr>
       <w:pgSz w:w="12240" w:h="15840"/>
-      <w:pgMar w:top="1417" w:right="1417" w:bottom="1417" w:left="1701" w:header="720" w:footer="720" w:gutter="0"/>
+      <w:pgMar w:top="1440" w:right="1800" w:bottom="1440" w:left="1800" w:header="720" w:footer="720" w:gutter="0"/>
       <w:cols w:space="720"/>
       <w:docGrid w:linePitch="360"/>
     </w:sectPr>
